--- a/experiments/report_machine/office/output/金陵饭店/20260729_金陵饭店_midday.docx
+++ b/experiments/report_machine/office/output/金陵饭店/20260729_金陵饭店_midday.docx
@@ -23,50 +23,16 @@
       <w:r>
         <w:rPr>
           <w:rFonts w:ascii="Microsoft YaHei" w:hAnsi="Microsoft YaHei"/>
-        </w:rPr>
-        <w:t xml:space="preserve">&gt; </w:t>
-      </w:r>
-      <w:r>
-        <w:rPr>
-          <w:rFonts w:ascii="Microsoft YaHei" w:hAnsi="Microsoft YaHei"/>
           <w:b/>
           <w:color w:val="1A1A1A"/>
         </w:rPr>
-        <w:t>报告时间</w:t>
+        <w:t>数据截止</w:t>
       </w:r>
       <w:r>
         <w:rPr>
           <w:rFonts w:ascii="Microsoft YaHei" w:hAnsi="Microsoft YaHei"/>
         </w:rPr>
-        <w:t xml:space="preserve">: 2026年7月29日 11:30 | </w:t>
-      </w:r>
-      <w:r>
-        <w:rPr>
-          <w:rFonts w:ascii="Microsoft YaHei" w:hAnsi="Microsoft YaHei"/>
-          <w:b/>
-          <w:color w:val="1A1A1A"/>
-        </w:rPr>
-        <w:t>当前股价</w:t>
-      </w:r>
-      <w:r>
-        <w:rPr>
-          <w:rFonts w:ascii="Microsoft YaHei" w:hAnsi="Microsoft YaHei"/>
-        </w:rPr>
-        <w:t xml:space="preserve">: 6.31元 | </w:t>
-      </w:r>
-      <w:r>
-        <w:rPr>
-          <w:rFonts w:ascii="Microsoft YaHei" w:hAnsi="Microsoft YaHei"/>
-          <w:b/>
-          <w:color w:val="1A1A1A"/>
-        </w:rPr>
-        <w:t>日内涨跌幅</w:t>
-      </w:r>
-      <w:r>
-        <w:rPr>
-          <w:rFonts w:ascii="Microsoft YaHei" w:hAnsi="Microsoft YaHei"/>
-        </w:rPr>
-        <w:t>: -1.41%</w:t>
+        <w:t>：2026年7月29日 11:30</w:t>
       </w:r>
     </w:p>
     <w:p>
@@ -99,7 +65,7 @@
         <w:rPr>
           <w:rFonts w:ascii="Microsoft YaHei" w:hAnsi="Microsoft YaHei"/>
         </w:rPr>
-        <w:t>今日大盘呈现</w:t>
+        <w:t xml:space="preserve">今日全市场探底回升，三大指数早盘低开后拉升翻红，上涨个股近 </w:t>
       </w:r>
       <w:r>
         <w:rPr>
@@ -107,13 +73,13 @@
           <w:b/>
           <w:color w:val="1A1A1A"/>
         </w:rPr>
-        <w:t>探底回升</w:t>
+        <w:t>4100只</w:t>
       </w:r>
       <w:r>
         <w:rPr>
           <w:rFonts w:ascii="Microsoft YaHei" w:hAnsi="Microsoft YaHei"/>
         </w:rPr>
-        <w:t xml:space="preserve">走势。早盘三大指数一度低开，随后在泛消费板块的带动下全面翻红，全市场上涨个股近 </w:t>
+        <w:t>，市场情绪回暖。食品饮料板块领涨（+</w:t>
       </w:r>
       <w:r>
         <w:rPr>
@@ -121,13 +87,13 @@
           <w:b/>
           <w:color w:val="1A1A1A"/>
         </w:rPr>
-        <w:t>4000只</w:t>
+        <w:t>2.75%</w:t>
       </w:r>
       <w:r>
         <w:rPr>
           <w:rFonts w:ascii="Microsoft YaHei" w:hAnsi="Microsoft YaHei"/>
         </w:rPr>
-        <w:t>。食品饮料板块领涨（+2.57%），教育、零售、油气等方向涨幅居前。与此前一日（创业板指暴跌超7%）的恐慌情绪相比，今日市场风险偏好明显修复，</w:t>
+        <w:t>），教育、零售等消费方向同步活跃。但科技股（CPO、存储芯片）延续调整，创业板指半日仍跌超5%。金陵饭店所属的</w:t>
       </w:r>
       <w:r>
         <w:rPr>
@@ -135,35 +101,13 @@
           <w:b/>
           <w:color w:val="1A1A1A"/>
         </w:rPr>
-        <w:t>赚钱效应回暖</w:t>
+        <w:t>酒店、餐馆与休闲板块</w:t>
       </w:r>
       <w:r>
         <w:rPr>
           <w:rFonts w:ascii="Microsoft YaHei" w:hAnsi="Microsoft YaHei"/>
         </w:rPr>
-        <w:t>。</w:t>
-      </w:r>
-    </w:p>
-    <w:p>
-      <w:r>
-        <w:rPr>
-          <w:rFonts w:ascii="Microsoft YaHei" w:hAnsi="Microsoft YaHei"/>
-        </w:rPr>
-        <w:t xml:space="preserve">全市场上涨占比79%，涨停58只，市场情绪评分 </w:t>
-      </w:r>
-      <w:r>
-        <w:rPr>
-          <w:rFonts w:ascii="Microsoft YaHei" w:hAnsi="Microsoft YaHei"/>
-          <w:b/>
-          <w:color w:val="1A1A1A"/>
-        </w:rPr>
-        <w:t>56（高）</w:t>
-      </w:r>
-      <w:r>
-        <w:rPr>
-          <w:rFonts w:ascii="Microsoft YaHei" w:hAnsi="Microsoft YaHei"/>
-        </w:rPr>
-        <w:t>，整体氛围偏暖。</w:t>
+        <w:t>表现偏弱（-1.28%），板块内部分化明显。</w:t>
       </w:r>
     </w:p>
     <w:p>
@@ -189,475 +133,6 @@
           <w:sz w:val="28"/>
         </w:rPr>
         <w:t>个股分析</w:t>
-      </w:r>
-    </w:p>
-    <w:p>
-      <w:pPr>
-        <w:spacing w:before="280" w:after="80" w:line="312" w:lineRule="auto"/>
-      </w:pPr>
-      <w:r>
-        <w:rPr>
-          <w:rFonts w:ascii="Microsoft YaHei" w:hAnsi="Microsoft YaHei"/>
-          <w:b/>
-          <w:color w:val="333333"/>
-          <w:sz w:val="24"/>
-        </w:rPr>
-        <w:t>盘中表现</w:t>
-      </w:r>
-    </w:p>
-    <w:tbl>
-      <w:tblPr>
-        <w:tblStyle w:val="TableGrid"/>
-        <w:tblW w:type="auto" w:w="0"/>
-        <w:jc w:val="center"/>
-        <w:tblLayout w:type="autofit"/>
-        <w:tblLook w:firstColumn="1" w:firstRow="1" w:lastColumn="0" w:lastRow="0" w:noHBand="0" w:noVBand="1" w:val="04A0"/>
-      </w:tblPr>
-      <w:tblGrid>
-        <w:gridCol w:w="4533"/>
-        <w:gridCol w:w="4533"/>
-      </w:tblGrid>
-      <w:tr>
-        <w:tc>
-          <w:tcPr>
-            <w:tcW w:type="dxa" w:w="4533"/>
-            <w:shd w:fill="F6F8FA" w:val="clear"/>
-          </w:tcPr>
-          <w:p>
-            <w:pPr>
-              <w:spacing w:before="40" w:after="40" w:line="288" w:lineRule="auto"/>
-            </w:pPr>
-            <w:r/>
-            <w:r>
-              <w:rPr>
-                <w:rFonts w:ascii="Microsoft YaHei" w:hAnsi="Microsoft YaHei"/>
-                <w:b/>
-                <w:color w:val="1A1A1A"/>
-                <w:sz w:val="18"/>
-              </w:rPr>
-              <w:t>指标</w:t>
-            </w:r>
-          </w:p>
-        </w:tc>
-        <w:tc>
-          <w:tcPr>
-            <w:tcW w:type="dxa" w:w="4533"/>
-            <w:shd w:fill="F6F8FA" w:val="clear"/>
-          </w:tcPr>
-          <w:p>
-            <w:pPr>
-              <w:spacing w:before="40" w:after="40" w:line="288" w:lineRule="auto"/>
-            </w:pPr>
-            <w:r/>
-            <w:r>
-              <w:rPr>
-                <w:rFonts w:ascii="Microsoft YaHei" w:hAnsi="Microsoft YaHei"/>
-                <w:b/>
-                <w:color w:val="1A1A1A"/>
-                <w:sz w:val="18"/>
-              </w:rPr>
-              <w:t>数据</w:t>
-            </w:r>
-          </w:p>
-        </w:tc>
-      </w:tr>
-      <w:tr>
-        <w:tc>
-          <w:tcPr>
-            <w:tcW w:type="dxa" w:w="4533"/>
-          </w:tcPr>
-          <w:p>
-            <w:pPr>
-              <w:spacing w:before="40" w:after="40" w:line="288" w:lineRule="auto"/>
-            </w:pPr>
-            <w:r/>
-            <w:r>
-              <w:rPr>
-                <w:rFonts w:ascii="Microsoft YaHei" w:hAnsi="Microsoft YaHei"/>
-                <w:sz w:val="18"/>
-              </w:rPr>
-              <w:t>开盘价</w:t>
-            </w:r>
-          </w:p>
-        </w:tc>
-        <w:tc>
-          <w:tcPr>
-            <w:tcW w:type="dxa" w:w="4533"/>
-          </w:tcPr>
-          <w:p>
-            <w:pPr>
-              <w:spacing w:before="40" w:after="40" w:line="288" w:lineRule="auto"/>
-            </w:pPr>
-            <w:r/>
-            <w:r>
-              <w:rPr>
-                <w:rFonts w:ascii="Microsoft YaHei" w:hAnsi="Microsoft YaHei"/>
-                <w:sz w:val="18"/>
-              </w:rPr>
-              <w:t>6.41元（+0.16%）</w:t>
-            </w:r>
-          </w:p>
-        </w:tc>
-      </w:tr>
-      <w:tr>
-        <w:tc>
-          <w:tcPr>
-            <w:tcW w:type="dxa" w:w="4533"/>
-            <w:shd w:fill="F8F9FA" w:val="clear"/>
-          </w:tcPr>
-          <w:p>
-            <w:pPr>
-              <w:spacing w:before="40" w:after="40" w:line="288" w:lineRule="auto"/>
-            </w:pPr>
-            <w:r/>
-            <w:r>
-              <w:rPr>
-                <w:rFonts w:ascii="Microsoft YaHei" w:hAnsi="Microsoft YaHei"/>
-                <w:sz w:val="18"/>
-              </w:rPr>
-              <w:t>最高价</w:t>
-            </w:r>
-          </w:p>
-        </w:tc>
-        <w:tc>
-          <w:tcPr>
-            <w:tcW w:type="dxa" w:w="4533"/>
-            <w:shd w:fill="F8F9FA" w:val="clear"/>
-          </w:tcPr>
-          <w:p>
-            <w:pPr>
-              <w:spacing w:before="40" w:after="40" w:line="288" w:lineRule="auto"/>
-            </w:pPr>
-            <w:r/>
-            <w:r>
-              <w:rPr>
-                <w:rFonts w:ascii="Microsoft YaHei" w:hAnsi="Microsoft YaHei"/>
-                <w:sz w:val="18"/>
-              </w:rPr>
-              <w:t>6.49元（+1.41%）</w:t>
-            </w:r>
-          </w:p>
-        </w:tc>
-      </w:tr>
-      <w:tr>
-        <w:tc>
-          <w:tcPr>
-            <w:tcW w:type="dxa" w:w="4533"/>
-          </w:tcPr>
-          <w:p>
-            <w:pPr>
-              <w:spacing w:before="40" w:after="40" w:line="288" w:lineRule="auto"/>
-            </w:pPr>
-            <w:r/>
-            <w:r>
-              <w:rPr>
-                <w:rFonts w:ascii="Microsoft YaHei" w:hAnsi="Microsoft YaHei"/>
-                <w:sz w:val="18"/>
-              </w:rPr>
-              <w:t>最低价</w:t>
-            </w:r>
-          </w:p>
-        </w:tc>
-        <w:tc>
-          <w:tcPr>
-            <w:tcW w:type="dxa" w:w="4533"/>
-          </w:tcPr>
-          <w:p>
-            <w:pPr>
-              <w:spacing w:before="40" w:after="40" w:line="288" w:lineRule="auto"/>
-            </w:pPr>
-            <w:r/>
-            <w:r>
-              <w:rPr>
-                <w:rFonts w:ascii="Microsoft YaHei" w:hAnsi="Microsoft YaHei"/>
-                <w:sz w:val="18"/>
-              </w:rPr>
-              <w:t>6.24元（-2.50%）</w:t>
-            </w:r>
-          </w:p>
-        </w:tc>
-      </w:tr>
-      <w:tr>
-        <w:tc>
-          <w:tcPr>
-            <w:tcW w:type="dxa" w:w="4533"/>
-            <w:shd w:fill="F8F9FA" w:val="clear"/>
-          </w:tcPr>
-          <w:p>
-            <w:pPr>
-              <w:spacing w:before="40" w:after="40" w:line="288" w:lineRule="auto"/>
-            </w:pPr>
-            <w:r/>
-            <w:r>
-              <w:rPr>
-                <w:rFonts w:ascii="Microsoft YaHei" w:hAnsi="Microsoft YaHei"/>
-                <w:sz w:val="18"/>
-              </w:rPr>
-              <w:t>午盘收盘</w:t>
-            </w:r>
-          </w:p>
-        </w:tc>
-        <w:tc>
-          <w:tcPr>
-            <w:tcW w:type="dxa" w:w="4533"/>
-            <w:shd w:fill="F8F9FA" w:val="clear"/>
-          </w:tcPr>
-          <w:p>
-            <w:pPr>
-              <w:spacing w:before="40" w:after="40" w:line="288" w:lineRule="auto"/>
-            </w:pPr>
-            <w:r/>
-            <w:r>
-              <w:rPr>
-                <w:rFonts w:ascii="Microsoft YaHei" w:hAnsi="Microsoft YaHei"/>
-                <w:sz w:val="18"/>
-              </w:rPr>
-              <w:t>6.31元（-1.41%）</w:t>
-            </w:r>
-          </w:p>
-        </w:tc>
-      </w:tr>
-      <w:tr>
-        <w:tc>
-          <w:tcPr>
-            <w:tcW w:type="dxa" w:w="4533"/>
-          </w:tcPr>
-          <w:p>
-            <w:pPr>
-              <w:spacing w:before="40" w:after="40" w:line="288" w:lineRule="auto"/>
-            </w:pPr>
-            <w:r/>
-            <w:r>
-              <w:rPr>
-                <w:rFonts w:ascii="Microsoft YaHei" w:hAnsi="Microsoft YaHei"/>
-                <w:sz w:val="18"/>
-              </w:rPr>
-              <w:t>成交额</w:t>
-            </w:r>
-          </w:p>
-        </w:tc>
-        <w:tc>
-          <w:tcPr>
-            <w:tcW w:type="dxa" w:w="4533"/>
-          </w:tcPr>
-          <w:p>
-            <w:pPr>
-              <w:spacing w:before="40" w:after="40" w:line="288" w:lineRule="auto"/>
-            </w:pPr>
-            <w:r/>
-            <w:r>
-              <w:rPr>
-                <w:rFonts w:ascii="Microsoft YaHei" w:hAnsi="Microsoft YaHei"/>
-                <w:b/>
-                <w:color w:val="1A1A1A"/>
-                <w:sz w:val="18"/>
-              </w:rPr>
-              <w:t>4065万元</w:t>
-            </w:r>
-          </w:p>
-        </w:tc>
-      </w:tr>
-      <w:tr>
-        <w:tc>
-          <w:tcPr>
-            <w:tcW w:type="dxa" w:w="4533"/>
-            <w:shd w:fill="F8F9FA" w:val="clear"/>
-          </w:tcPr>
-          <w:p>
-            <w:pPr>
-              <w:spacing w:before="40" w:after="40" w:line="288" w:lineRule="auto"/>
-            </w:pPr>
-            <w:r/>
-            <w:r>
-              <w:rPr>
-                <w:rFonts w:ascii="Microsoft YaHei" w:hAnsi="Microsoft YaHei"/>
-                <w:sz w:val="18"/>
-              </w:rPr>
-              <w:t>换手率</w:t>
-            </w:r>
-          </w:p>
-        </w:tc>
-        <w:tc>
-          <w:tcPr>
-            <w:tcW w:type="dxa" w:w="4533"/>
-            <w:shd w:fill="F8F9FA" w:val="clear"/>
-          </w:tcPr>
-          <w:p>
-            <w:pPr>
-              <w:spacing w:before="40" w:after="40" w:line="288" w:lineRule="auto"/>
-            </w:pPr>
-            <w:r/>
-            <w:r>
-              <w:rPr>
-                <w:rFonts w:ascii="Microsoft YaHei" w:hAnsi="Microsoft YaHei"/>
-                <w:b/>
-                <w:color w:val="1A1A1A"/>
-                <w:sz w:val="18"/>
-              </w:rPr>
-              <w:t>1.64%</w:t>
-            </w:r>
-          </w:p>
-        </w:tc>
-      </w:tr>
-      <w:tr>
-        <w:tc>
-          <w:tcPr>
-            <w:tcW w:type="dxa" w:w="4533"/>
-          </w:tcPr>
-          <w:p>
-            <w:pPr>
-              <w:spacing w:before="40" w:after="40" w:line="288" w:lineRule="auto"/>
-            </w:pPr>
-            <w:r/>
-            <w:r>
-              <w:rPr>
-                <w:rFonts w:ascii="Microsoft YaHei" w:hAnsi="Microsoft YaHei"/>
-                <w:sz w:val="18"/>
-              </w:rPr>
-              <w:t>量比</w:t>
-            </w:r>
-          </w:p>
-        </w:tc>
-        <w:tc>
-          <w:tcPr>
-            <w:tcW w:type="dxa" w:w="4533"/>
-          </w:tcPr>
-          <w:p>
-            <w:pPr>
-              <w:spacing w:before="40" w:after="40" w:line="288" w:lineRule="auto"/>
-            </w:pPr>
-            <w:r/>
-            <w:r>
-              <w:rPr>
-                <w:rFonts w:ascii="Microsoft YaHei" w:hAnsi="Microsoft YaHei"/>
-                <w:b/>
-                <w:color w:val="1A1A1A"/>
-                <w:sz w:val="18"/>
-              </w:rPr>
-              <w:t>1.30</w:t>
-            </w:r>
-            <w:r>
-              <w:rPr>
-                <w:rFonts w:ascii="Microsoft YaHei" w:hAnsi="Microsoft YaHei"/>
-                <w:sz w:val="18"/>
-              </w:rPr>
-              <w:t>（放量）</w:t>
-            </w:r>
-          </w:p>
-        </w:tc>
-      </w:tr>
-      <w:tr>
-        <w:tc>
-          <w:tcPr>
-            <w:tcW w:type="dxa" w:w="4533"/>
-            <w:shd w:fill="F8F9FA" w:val="clear"/>
-          </w:tcPr>
-          <w:p>
-            <w:pPr>
-              <w:spacing w:before="40" w:after="40" w:line="288" w:lineRule="auto"/>
-            </w:pPr>
-            <w:r/>
-            <w:r>
-              <w:rPr>
-                <w:rFonts w:ascii="Microsoft YaHei" w:hAnsi="Microsoft YaHei"/>
-                <w:sz w:val="18"/>
-              </w:rPr>
-              <w:t>振幅</w:t>
-            </w:r>
-          </w:p>
-        </w:tc>
-        <w:tc>
-          <w:tcPr>
-            <w:tcW w:type="dxa" w:w="4533"/>
-            <w:shd w:fill="F8F9FA" w:val="clear"/>
-          </w:tcPr>
-          <w:p>
-            <w:pPr>
-              <w:spacing w:before="40" w:after="40" w:line="288" w:lineRule="auto"/>
-            </w:pPr>
-            <w:r/>
-            <w:r>
-              <w:rPr>
-                <w:rFonts w:ascii="Microsoft YaHei" w:hAnsi="Microsoft YaHei"/>
-                <w:sz w:val="18"/>
-              </w:rPr>
-              <w:t>3.91%</w:t>
-            </w:r>
-          </w:p>
-        </w:tc>
-      </w:tr>
-    </w:tbl>
-    <w:p/>
-    <w:p>
-      <w:r>
-        <w:rPr>
-          <w:rFonts w:ascii="Microsoft YaHei" w:hAnsi="Microsoft YaHei"/>
-          <w:b/>
-          <w:color w:val="1A1A1A"/>
-        </w:rPr>
-        <w:t>关键走势回顾</w:t>
-      </w:r>
-      <w:r>
-        <w:rPr>
-          <w:rFonts w:ascii="Microsoft YaHei" w:hAnsi="Microsoft YaHei"/>
-        </w:rPr>
-        <w:t xml:space="preserve">：该股早盘高开于6.41元，并在09:36左右快速拉升至 </w:t>
-      </w:r>
-      <w:r>
-        <w:rPr>
-          <w:rFonts w:ascii="Microsoft YaHei" w:hAnsi="Microsoft YaHei"/>
-          <w:b/>
-          <w:color w:val="1A1A1A"/>
-        </w:rPr>
-        <w:t>6.74元</w:t>
-      </w:r>
-      <w:r>
-        <w:rPr>
-          <w:rFonts w:ascii="Microsoft YaHei" w:hAnsi="Microsoft YaHei"/>
-        </w:rPr>
-        <w:t xml:space="preserve">（涨幅+4.01%，触发"火箭发射"信号），创出 </w:t>
-      </w:r>
-      <w:r>
-        <w:rPr>
-          <w:rFonts w:ascii="Microsoft YaHei" w:hAnsi="Microsoft YaHei"/>
-          <w:b/>
-          <w:color w:val="1A1A1A"/>
-        </w:rPr>
-        <w:t>60日新高</w:t>
-      </w:r>
-      <w:r>
-        <w:rPr>
-          <w:rFonts w:ascii="Microsoft YaHei" w:hAnsi="Microsoft YaHei"/>
-        </w:rPr>
-        <w:t>。但随后遭遇卖盘打压，股价震荡回落，午盘收于6.31元，</w:t>
-      </w:r>
-      <w:r>
-        <w:rPr>
-          <w:rFonts w:ascii="Microsoft YaHei" w:hAnsi="Microsoft YaHei"/>
-          <w:b/>
-          <w:color w:val="1A1A1A"/>
-        </w:rPr>
-        <w:t>高开低走、冲高回落</w:t>
-      </w:r>
-      <w:r>
-        <w:rPr>
-          <w:rFonts w:ascii="Microsoft YaHei" w:hAnsi="Microsoft YaHei"/>
-        </w:rPr>
-        <w:t>态势明显。</w:t>
-      </w:r>
-    </w:p>
-    <w:p>
-      <w:pPr>
-        <w:spacing w:before="280" w:after="80" w:line="312" w:lineRule="auto"/>
-      </w:pPr>
-      <w:r>
-        <w:rPr>
-          <w:rFonts w:ascii="Microsoft YaHei" w:hAnsi="Microsoft YaHei"/>
-          <w:b/>
-          <w:color w:val="333333"/>
-          <w:sz w:val="24"/>
-        </w:rPr>
-        <w:t>估值指标</w:t>
       </w:r>
     </w:p>
     <w:tbl>
@@ -712,7 +187,7 @@
                 <w:color w:val="1A1A1A"/>
                 <w:sz w:val="18"/>
               </w:rPr>
-              <w:t>当前值</w:t>
+              <w:t>数值</w:t>
             </w:r>
           </w:p>
         </w:tc>
@@ -733,7 +208,279 @@
                 <w:color w:val="1A1A1A"/>
                 <w:sz w:val="18"/>
               </w:rPr>
-              <w:t>前一交易日</w:t>
+              <w:t>对比</w:t>
+            </w:r>
+          </w:p>
+        </w:tc>
+      </w:tr>
+      <w:tr>
+        <w:tc>
+          <w:tcPr>
+            <w:tcW w:type="dxa" w:w="3022"/>
+          </w:tcPr>
+          <w:p>
+            <w:pPr>
+              <w:spacing w:before="40" w:after="40" w:line="288" w:lineRule="auto"/>
+            </w:pPr>
+            <w:r/>
+            <w:r>
+              <w:rPr>
+                <w:rFonts w:ascii="Microsoft YaHei" w:hAnsi="Microsoft YaHei"/>
+                <w:sz w:val="18"/>
+              </w:rPr>
+              <w:t>收盘价</w:t>
+            </w:r>
+          </w:p>
+        </w:tc>
+        <w:tc>
+          <w:tcPr>
+            <w:tcW w:type="dxa" w:w="3022"/>
+          </w:tcPr>
+          <w:p>
+            <w:pPr>
+              <w:spacing w:before="40" w:after="40" w:line="288" w:lineRule="auto"/>
+            </w:pPr>
+            <w:r/>
+            <w:r>
+              <w:rPr>
+                <w:rFonts w:ascii="Microsoft YaHei" w:hAnsi="Microsoft YaHei"/>
+                <w:b/>
+                <w:color w:val="1A1A1A"/>
+                <w:sz w:val="18"/>
+              </w:rPr>
+              <w:t>6.31元</w:t>
+            </w:r>
+          </w:p>
+        </w:tc>
+        <w:tc>
+          <w:tcPr>
+            <w:tcW w:type="dxa" w:w="3022"/>
+          </w:tcPr>
+          <w:p>
+            <w:pPr>
+              <w:spacing w:before="40" w:after="40" w:line="288" w:lineRule="auto"/>
+            </w:pPr>
+            <w:r/>
+            <w:r>
+              <w:rPr>
+                <w:rFonts w:ascii="Microsoft YaHei" w:hAnsi="Microsoft YaHei"/>
+                <w:sz w:val="18"/>
+              </w:rPr>
+              <w:t>昨收6.40元，</w:t>
+            </w:r>
+            <w:r>
+              <w:rPr>
+                <w:rFonts w:ascii="Microsoft YaHei" w:hAnsi="Microsoft YaHei"/>
+                <w:b/>
+                <w:color w:val="1A1A1A"/>
+                <w:sz w:val="18"/>
+              </w:rPr>
+              <w:t>-1.41%</w:t>
+            </w:r>
+          </w:p>
+        </w:tc>
+      </w:tr>
+      <w:tr>
+        <w:tc>
+          <w:tcPr>
+            <w:tcW w:type="dxa" w:w="3022"/>
+            <w:shd w:fill="F8F9FA" w:val="clear"/>
+          </w:tcPr>
+          <w:p>
+            <w:pPr>
+              <w:spacing w:before="40" w:after="40" w:line="288" w:lineRule="auto"/>
+            </w:pPr>
+            <w:r/>
+            <w:r>
+              <w:rPr>
+                <w:rFonts w:ascii="Microsoft YaHei" w:hAnsi="Microsoft YaHei"/>
+                <w:sz w:val="18"/>
+              </w:rPr>
+              <w:t>开盘/最高/最低</w:t>
+            </w:r>
+          </w:p>
+        </w:tc>
+        <w:tc>
+          <w:tcPr>
+            <w:tcW w:type="dxa" w:w="3022"/>
+            <w:shd w:fill="F8F9FA" w:val="clear"/>
+          </w:tcPr>
+          <w:p>
+            <w:pPr>
+              <w:spacing w:before="40" w:after="40" w:line="288" w:lineRule="auto"/>
+            </w:pPr>
+            <w:r/>
+            <w:r>
+              <w:rPr>
+                <w:rFonts w:ascii="Microsoft YaHei" w:hAnsi="Microsoft YaHei"/>
+                <w:sz w:val="18"/>
+              </w:rPr>
+              <w:t>6.41 / 6.49 / 6.24</w:t>
+            </w:r>
+          </w:p>
+        </w:tc>
+        <w:tc>
+          <w:tcPr>
+            <w:tcW w:type="dxa" w:w="3022"/>
+            <w:shd w:fill="F8F9FA" w:val="clear"/>
+          </w:tcPr>
+          <w:p>
+            <w:pPr>
+              <w:spacing w:before="40" w:after="40" w:line="288" w:lineRule="auto"/>
+            </w:pPr>
+            <w:r/>
+            <w:r>
+              <w:rPr>
+                <w:rFonts w:ascii="Microsoft YaHei" w:hAnsi="Microsoft YaHei"/>
+                <w:sz w:val="18"/>
+              </w:rPr>
+              <w:t xml:space="preserve">振幅 </w:t>
+            </w:r>
+            <w:r>
+              <w:rPr>
+                <w:rFonts w:ascii="Microsoft YaHei" w:hAnsi="Microsoft YaHei"/>
+                <w:b/>
+                <w:color w:val="1A1A1A"/>
+                <w:sz w:val="18"/>
+              </w:rPr>
+              <w:t>3.91%</w:t>
+            </w:r>
+          </w:p>
+        </w:tc>
+      </w:tr>
+      <w:tr>
+        <w:tc>
+          <w:tcPr>
+            <w:tcW w:type="dxa" w:w="3022"/>
+          </w:tcPr>
+          <w:p>
+            <w:pPr>
+              <w:spacing w:before="40" w:after="40" w:line="288" w:lineRule="auto"/>
+            </w:pPr>
+            <w:r/>
+            <w:r>
+              <w:rPr>
+                <w:rFonts w:ascii="Microsoft YaHei" w:hAnsi="Microsoft YaHei"/>
+                <w:sz w:val="18"/>
+              </w:rPr>
+              <w:t>成交额</w:t>
+            </w:r>
+          </w:p>
+        </w:tc>
+        <w:tc>
+          <w:tcPr>
+            <w:tcW w:type="dxa" w:w="3022"/>
+          </w:tcPr>
+          <w:p>
+            <w:pPr>
+              <w:spacing w:before="40" w:after="40" w:line="288" w:lineRule="auto"/>
+            </w:pPr>
+            <w:r/>
+            <w:r>
+              <w:rPr>
+                <w:rFonts w:ascii="Microsoft YaHei" w:hAnsi="Microsoft YaHei"/>
+                <w:b/>
+                <w:color w:val="1A1A1A"/>
+                <w:sz w:val="18"/>
+              </w:rPr>
+              <w:t>4065万元</w:t>
+            </w:r>
+          </w:p>
+        </w:tc>
+        <w:tc>
+          <w:tcPr>
+            <w:tcW w:type="dxa" w:w="3022"/>
+          </w:tcPr>
+          <w:p>
+            <w:pPr>
+              <w:spacing w:before="40" w:after="40" w:line="288" w:lineRule="auto"/>
+            </w:pPr>
+            <w:r/>
+            <w:r>
+              <w:rPr>
+                <w:rFonts w:ascii="Microsoft YaHei" w:hAnsi="Microsoft YaHei"/>
+                <w:sz w:val="18"/>
+              </w:rPr>
+              <w:t xml:space="preserve">量比 </w:t>
+            </w:r>
+            <w:r>
+              <w:rPr>
+                <w:rFonts w:ascii="Microsoft YaHei" w:hAnsi="Microsoft YaHei"/>
+                <w:b/>
+                <w:color w:val="1A1A1A"/>
+                <w:sz w:val="18"/>
+              </w:rPr>
+              <w:t>1.3</w:t>
+            </w:r>
+          </w:p>
+        </w:tc>
+      </w:tr>
+      <w:tr>
+        <w:tc>
+          <w:tcPr>
+            <w:tcW w:type="dxa" w:w="3022"/>
+            <w:shd w:fill="F8F9FA" w:val="clear"/>
+          </w:tcPr>
+          <w:p>
+            <w:pPr>
+              <w:spacing w:before="40" w:after="40" w:line="288" w:lineRule="auto"/>
+            </w:pPr>
+            <w:r/>
+            <w:r>
+              <w:rPr>
+                <w:rFonts w:ascii="Microsoft YaHei" w:hAnsi="Microsoft YaHei"/>
+                <w:sz w:val="18"/>
+              </w:rPr>
+              <w:t>换手率</w:t>
+            </w:r>
+          </w:p>
+        </w:tc>
+        <w:tc>
+          <w:tcPr>
+            <w:tcW w:type="dxa" w:w="3022"/>
+            <w:shd w:fill="F8F9FA" w:val="clear"/>
+          </w:tcPr>
+          <w:p>
+            <w:pPr>
+              <w:spacing w:before="40" w:after="40" w:line="288" w:lineRule="auto"/>
+            </w:pPr>
+            <w:r/>
+            <w:r>
+              <w:rPr>
+                <w:rFonts w:ascii="Microsoft YaHei" w:hAnsi="Microsoft YaHei"/>
+                <w:b/>
+                <w:color w:val="1A1A1A"/>
+                <w:sz w:val="18"/>
+              </w:rPr>
+              <w:t>1.64%</w:t>
+            </w:r>
+          </w:p>
+        </w:tc>
+        <w:tc>
+          <w:tcPr>
+            <w:tcW w:type="dxa" w:w="3022"/>
+            <w:shd w:fill="F8F9FA" w:val="clear"/>
+          </w:tcPr>
+          <w:p>
+            <w:pPr>
+              <w:spacing w:before="40" w:after="40" w:line="288" w:lineRule="auto"/>
+            </w:pPr>
+            <w:r/>
+            <w:r>
+              <w:rPr>
+                <w:rFonts w:ascii="Microsoft YaHei" w:hAnsi="Microsoft YaHei"/>
+                <w:sz w:val="18"/>
+              </w:rPr>
+              <w:t xml:space="preserve">前一交易日全日1.77%，半日约为前日的 </w:t>
+            </w:r>
+            <w:r>
+              <w:rPr>
+                <w:rFonts w:ascii="Microsoft YaHei" w:hAnsi="Microsoft YaHei"/>
+                <w:b/>
+                <w:color w:val="1A1A1A"/>
+                <w:sz w:val="18"/>
+              </w:rPr>
+              <w:t>0.93倍</w:t>
             </w:r>
           </w:p>
         </w:tc>
@@ -791,7 +538,7 @@
                 <w:rFonts w:ascii="Microsoft YaHei" w:hAnsi="Microsoft YaHei"/>
                 <w:sz w:val="18"/>
               </w:rPr>
-              <w:t>39.84倍</w:t>
+              <w:t>前一交易日为39.84倍</w:t>
             </w:r>
           </w:p>
         </w:tc>
@@ -829,6 +576,8 @@
             <w:r>
               <w:rPr>
                 <w:rFonts w:ascii="Microsoft YaHei" w:hAnsi="Microsoft YaHei"/>
+                <w:b/>
+                <w:color w:val="1A1A1A"/>
                 <w:sz w:val="18"/>
               </w:rPr>
               <w:t>1.57倍</w:t>
@@ -850,7 +599,7 @@
                 <w:rFonts w:ascii="Microsoft YaHei" w:hAnsi="Microsoft YaHei"/>
                 <w:sz w:val="18"/>
               </w:rPr>
-              <w:t>1.56倍</w:t>
+              <w:t>—</w:t>
             </w:r>
           </w:p>
         </w:tc>
@@ -908,7 +657,7 @@
                 <w:rFonts w:ascii="Microsoft YaHei" w:hAnsi="Microsoft YaHei"/>
                 <w:sz w:val="18"/>
               </w:rPr>
-              <w:t>—</w:t>
+              <w:t>全流通</w:t>
             </w:r>
           </w:p>
         </w:tc>
@@ -919,8 +668,27 @@
       <w:r>
         <w:rPr>
           <w:rFonts w:ascii="Microsoft YaHei" w:hAnsi="Microsoft YaHei"/>
+          <w:b/>
+          <w:color w:val="1A1A1A"/>
         </w:rPr>
-        <w:t>动态市盈率显著攀升至73.87倍，与前期盈利基数偏低有关，估值处于</w:t>
+        <w:t>关键解读</w:t>
+      </w:r>
+      <w:r>
+        <w:rPr>
+          <w:rFonts w:ascii="Microsoft YaHei" w:hAnsi="Microsoft YaHei"/>
+        </w:rPr>
+        <w:t>：</w:t>
+      </w:r>
+    </w:p>
+    <w:p>
+      <w:pPr>
+        <w:pStyle w:val="ListBullet"/>
+      </w:pPr>
+      <w:r>
+        <w:rPr>
+          <w:rFonts w:ascii="Microsoft YaHei" w:hAnsi="Microsoft YaHei"/>
+        </w:rPr>
+        <w:t xml:space="preserve">早盘股价一度冲高至 </w:t>
       </w:r>
       <w:r>
         <w:rPr>
@@ -928,13 +696,91 @@
           <w:b/>
           <w:color w:val="1A1A1A"/>
         </w:rPr>
-        <w:t>相对高位</w:t>
+        <w:t>6.49元</w:t>
+      </w:r>
+      <w:r>
+        <w:rPr>
+          <w:rFonts w:ascii="Microsoft YaHei" w:hAnsi="Microsoft YaHei"/>
+        </w:rPr>
+        <w:t xml:space="preserve">（+1.4%），盘中异动监测显示最高触及 </w:t>
+      </w:r>
+      <w:r>
+        <w:rPr>
+          <w:rFonts w:ascii="Microsoft YaHei" w:hAnsi="Microsoft YaHei"/>
+          <w:b/>
+          <w:color w:val="1A1A1A"/>
+        </w:rPr>
+        <w:t>6.74元</w:t>
+      </w:r>
+      <w:r>
+        <w:rPr>
+          <w:rFonts w:ascii="Microsoft YaHei" w:hAnsi="Microsoft YaHei"/>
+        </w:rPr>
+        <w:t>（+</w:t>
+      </w:r>
+      <w:r>
+        <w:rPr>
+          <w:rFonts w:ascii="Microsoft YaHei" w:hAnsi="Microsoft YaHei"/>
+          <w:b/>
+          <w:color w:val="1A1A1A"/>
+        </w:rPr>
+        <w:t>4.01%</w:t>
+      </w:r>
+      <w:r>
+        <w:rPr>
+          <w:rFonts w:ascii="Microsoft YaHei" w:hAnsi="Microsoft YaHei"/>
+        </w:rPr>
+        <w:t>，创60日新高），但随后冲高回落，午间收于6.31元，形成</w:t>
+      </w:r>
+      <w:r>
+        <w:rPr>
+          <w:rFonts w:ascii="Microsoft YaHei" w:hAnsi="Microsoft YaHei"/>
+          <w:b/>
+          <w:color w:val="1A1A1A"/>
+        </w:rPr>
+        <w:t>长上影线</w:t>
       </w:r>
       <w:r>
         <w:rPr>
           <w:rFonts w:ascii="Microsoft YaHei" w:hAnsi="Microsoft YaHei"/>
         </w:rPr>
         <w:t>。</w:t>
+      </w:r>
+    </w:p>
+    <w:p>
+      <w:pPr>
+        <w:pStyle w:val="ListBullet"/>
+      </w:pPr>
+      <w:r>
+        <w:rPr>
+          <w:rFonts w:ascii="Microsoft YaHei" w:hAnsi="Microsoft YaHei"/>
+        </w:rPr>
+        <w:t>量比1.3，半日换手1.64%，成交较昨日有所放量，说明多空博弈激烈。</w:t>
+      </w:r>
+    </w:p>
+    <w:p>
+      <w:pPr>
+        <w:pStyle w:val="ListBullet"/>
+      </w:pPr>
+      <w:r>
+        <w:rPr>
+          <w:rFonts w:ascii="Microsoft YaHei" w:hAnsi="Microsoft YaHei"/>
+        </w:rPr>
+        <w:t>动态市盈率从昨日的39.84倍跳升至</w:t>
+      </w:r>
+      <w:r>
+        <w:rPr>
+          <w:rFonts w:ascii="Microsoft YaHei" w:hAnsi="Microsoft YaHei"/>
+          <w:b/>
+          <w:color w:val="1A1A1A"/>
+        </w:rPr>
+        <w:t>73.87倍</w:t>
+      </w:r>
+      <w:r>
+        <w:rPr>
+          <w:rFonts w:ascii="Microsoft YaHei" w:hAnsi="Microsoft YaHei"/>
+        </w:rPr>
+        <w:t>，主要系盈利预期调整（非季报期），需关注后续基本面变化。</w:t>
       </w:r>
     </w:p>
     <w:p>
@@ -960,290 +806,6 @@
           <w:sz w:val="28"/>
         </w:rPr>
         <w:t>资金面</w:t>
-      </w:r>
-    </w:p>
-    <w:p>
-      <w:pPr>
-        <w:spacing w:before="280" w:after="80" w:line="312" w:lineRule="auto"/>
-      </w:pPr>
-      <w:r>
-        <w:rPr>
-          <w:rFonts w:ascii="Microsoft YaHei" w:hAnsi="Microsoft YaHei"/>
-          <w:b/>
-          <w:color w:val="333333"/>
-          <w:sz w:val="24"/>
-        </w:rPr>
-        <w:t>今日午间资金流向</w:t>
-      </w:r>
-    </w:p>
-    <w:tbl>
-      <w:tblPr>
-        <w:tblStyle w:val="TableGrid"/>
-        <w:tblW w:type="auto" w:w="0"/>
-        <w:jc w:val="center"/>
-        <w:tblLayout w:type="autofit"/>
-        <w:tblLook w:firstColumn="1" w:firstRow="1" w:lastColumn="0" w:lastRow="0" w:noHBand="0" w:noVBand="1" w:val="04A0"/>
-      </w:tblPr>
-      <w:tblGrid>
-        <w:gridCol w:w="4533"/>
-        <w:gridCol w:w="4533"/>
-      </w:tblGrid>
-      <w:tr>
-        <w:tc>
-          <w:tcPr>
-            <w:tcW w:type="dxa" w:w="4533"/>
-            <w:shd w:fill="F6F8FA" w:val="clear"/>
-          </w:tcPr>
-          <w:p>
-            <w:pPr>
-              <w:spacing w:before="40" w:after="40" w:line="288" w:lineRule="auto"/>
-            </w:pPr>
-            <w:r/>
-            <w:r>
-              <w:rPr>
-                <w:rFonts w:ascii="Microsoft YaHei" w:hAnsi="Microsoft YaHei"/>
-                <w:b/>
-                <w:color w:val="1A1A1A"/>
-                <w:sz w:val="18"/>
-              </w:rPr>
-              <w:t>维度</w:t>
-            </w:r>
-          </w:p>
-        </w:tc>
-        <w:tc>
-          <w:tcPr>
-            <w:tcW w:type="dxa" w:w="4533"/>
-            <w:shd w:fill="F6F8FA" w:val="clear"/>
-          </w:tcPr>
-          <w:p>
-            <w:pPr>
-              <w:spacing w:before="40" w:after="40" w:line="288" w:lineRule="auto"/>
-            </w:pPr>
-            <w:r/>
-            <w:r>
-              <w:rPr>
-                <w:rFonts w:ascii="Microsoft YaHei" w:hAnsi="Microsoft YaHei"/>
-                <w:b/>
-                <w:color w:val="1A1A1A"/>
-                <w:sz w:val="18"/>
-              </w:rPr>
-              <w:t>数据</w:t>
-            </w:r>
-          </w:p>
-        </w:tc>
-      </w:tr>
-      <w:tr>
-        <w:tc>
-          <w:tcPr>
-            <w:tcW w:type="dxa" w:w="4533"/>
-          </w:tcPr>
-          <w:p>
-            <w:pPr>
-              <w:spacing w:before="40" w:after="40" w:line="288" w:lineRule="auto"/>
-            </w:pPr>
-            <w:r/>
-            <w:r>
-              <w:rPr>
-                <w:rFonts w:ascii="Microsoft YaHei" w:hAnsi="Microsoft YaHei"/>
-                <w:sz w:val="18"/>
-              </w:rPr>
-              <w:t>净流向</w:t>
-            </w:r>
-          </w:p>
-        </w:tc>
-        <w:tc>
-          <w:tcPr>
-            <w:tcW w:type="dxa" w:w="4533"/>
-          </w:tcPr>
-          <w:p>
-            <w:pPr>
-              <w:spacing w:before="40" w:after="40" w:line="288" w:lineRule="auto"/>
-            </w:pPr>
-            <w:r/>
-            <w:r>
-              <w:rPr>
-                <w:rFonts w:ascii="Microsoft YaHei" w:hAnsi="Microsoft YaHei"/>
-                <w:b/>
-                <w:color w:val="1A1A1A"/>
-                <w:sz w:val="18"/>
-              </w:rPr>
-              <w:t>净流入 +901.72万元</w:t>
-            </w:r>
-          </w:p>
-        </w:tc>
-      </w:tr>
-      <w:tr>
-        <w:tc>
-          <w:tcPr>
-            <w:tcW w:type="dxa" w:w="4533"/>
-            <w:shd w:fill="F8F9FA" w:val="clear"/>
-          </w:tcPr>
-          <w:p>
-            <w:pPr>
-              <w:spacing w:before="40" w:after="40" w:line="288" w:lineRule="auto"/>
-            </w:pPr>
-            <w:r/>
-            <w:r>
-              <w:rPr>
-                <w:rFonts w:ascii="Microsoft YaHei" w:hAnsi="Microsoft YaHei"/>
-                <w:sz w:val="18"/>
-              </w:rPr>
-              <w:t>资金流入分钟数</w:t>
-            </w:r>
-          </w:p>
-        </w:tc>
-        <w:tc>
-          <w:tcPr>
-            <w:tcW w:type="dxa" w:w="4533"/>
-            <w:shd w:fill="F8F9FA" w:val="clear"/>
-          </w:tcPr>
-          <w:p>
-            <w:pPr>
-              <w:spacing w:before="40" w:after="40" w:line="288" w:lineRule="auto"/>
-            </w:pPr>
-            <w:r/>
-            <w:r>
-              <w:rPr>
-                <w:rFonts w:ascii="Microsoft YaHei" w:hAnsi="Microsoft YaHei"/>
-                <w:sz w:val="18"/>
-              </w:rPr>
-              <w:t>57分钟</w:t>
-            </w:r>
-          </w:p>
-        </w:tc>
-      </w:tr>
-      <w:tr>
-        <w:tc>
-          <w:tcPr>
-            <w:tcW w:type="dxa" w:w="4533"/>
-          </w:tcPr>
-          <w:p>
-            <w:pPr>
-              <w:spacing w:before="40" w:after="40" w:line="288" w:lineRule="auto"/>
-            </w:pPr>
-            <w:r/>
-            <w:r>
-              <w:rPr>
-                <w:rFonts w:ascii="Microsoft YaHei" w:hAnsi="Microsoft YaHei"/>
-                <w:sz w:val="18"/>
-              </w:rPr>
-              <w:t>资金流出分钟数</w:t>
-            </w:r>
-          </w:p>
-        </w:tc>
-        <w:tc>
-          <w:tcPr>
-            <w:tcW w:type="dxa" w:w="4533"/>
-          </w:tcPr>
-          <w:p>
-            <w:pPr>
-              <w:spacing w:before="40" w:after="40" w:line="288" w:lineRule="auto"/>
-            </w:pPr>
-            <w:r/>
-            <w:r>
-              <w:rPr>
-                <w:rFonts w:ascii="Microsoft YaHei" w:hAnsi="Microsoft YaHei"/>
-                <w:sz w:val="18"/>
-              </w:rPr>
-              <w:t>56分钟</w:t>
-            </w:r>
-          </w:p>
-        </w:tc>
-      </w:tr>
-      <w:tr>
-        <w:tc>
-          <w:tcPr>
-            <w:tcW w:type="dxa" w:w="4533"/>
-            <w:shd w:fill="F8F9FA" w:val="clear"/>
-          </w:tcPr>
-          <w:p>
-            <w:pPr>
-              <w:spacing w:before="40" w:after="40" w:line="288" w:lineRule="auto"/>
-            </w:pPr>
-            <w:r/>
-            <w:r>
-              <w:rPr>
-                <w:rFonts w:ascii="Microsoft YaHei" w:hAnsi="Microsoft YaHei"/>
-                <w:sz w:val="18"/>
-              </w:rPr>
-              <w:t>最大单分钟流入</w:t>
-            </w:r>
-          </w:p>
-        </w:tc>
-        <w:tc>
-          <w:tcPr>
-            <w:tcW w:type="dxa" w:w="4533"/>
-            <w:shd w:fill="F8F9FA" w:val="clear"/>
-          </w:tcPr>
-          <w:p>
-            <w:pPr>
-              <w:spacing w:before="40" w:after="40" w:line="288" w:lineRule="auto"/>
-            </w:pPr>
-            <w:r/>
-            <w:r>
-              <w:rPr>
-                <w:rFonts w:ascii="Microsoft YaHei" w:hAnsi="Microsoft YaHei"/>
-                <w:b/>
-                <w:color w:val="1A1A1A"/>
-                <w:sz w:val="18"/>
-              </w:rPr>
-              <w:t>637.1万元</w:t>
-            </w:r>
-          </w:p>
-        </w:tc>
-      </w:tr>
-      <w:tr>
-        <w:tc>
-          <w:tcPr>
-            <w:tcW w:type="dxa" w:w="4533"/>
-          </w:tcPr>
-          <w:p>
-            <w:pPr>
-              <w:spacing w:before="40" w:after="40" w:line="288" w:lineRule="auto"/>
-            </w:pPr>
-            <w:r/>
-            <w:r>
-              <w:rPr>
-                <w:rFonts w:ascii="Microsoft YaHei" w:hAnsi="Microsoft YaHei"/>
-                <w:sz w:val="18"/>
-              </w:rPr>
-              <w:t>最大单分钟流出</w:t>
-            </w:r>
-          </w:p>
-        </w:tc>
-        <w:tc>
-          <w:tcPr>
-            <w:tcW w:type="dxa" w:w="4533"/>
-          </w:tcPr>
-          <w:p>
-            <w:pPr>
-              <w:spacing w:before="40" w:after="40" w:line="288" w:lineRule="auto"/>
-            </w:pPr>
-            <w:r/>
-            <w:r>
-              <w:rPr>
-                <w:rFonts w:ascii="Microsoft YaHei" w:hAnsi="Microsoft YaHei"/>
-                <w:sz w:val="18"/>
-              </w:rPr>
-              <w:t>150.7万元</w:t>
-            </w:r>
-          </w:p>
-        </w:tc>
-      </w:tr>
-    </w:tbl>
-    <w:p/>
-    <w:p>
-      <w:pPr>
-        <w:spacing w:before="280" w:after="80" w:line="312" w:lineRule="auto"/>
-      </w:pPr>
-      <w:r>
-        <w:rPr>
-          <w:rFonts w:ascii="Microsoft YaHei" w:hAnsi="Microsoft YaHei"/>
-          <w:b/>
-          <w:color w:val="333333"/>
-          <w:sz w:val="24"/>
-        </w:rPr>
-        <w:t>上一交易日资金细分</w:t>
       </w:r>
     </w:p>
     <w:tbl>
@@ -1277,7 +839,7 @@
                 <w:color w:val="1A1A1A"/>
                 <w:sz w:val="18"/>
               </w:rPr>
-              <w:t>类型</w:t>
+              <w:t>资金类型</w:t>
             </w:r>
           </w:p>
         </w:tc>
@@ -1298,7 +860,7 @@
                 <w:color w:val="1A1A1A"/>
                 <w:sz w:val="18"/>
               </w:rPr>
-              <w:t>净额（元）</w:t>
+              <w:t>净流向（元）</w:t>
             </w:r>
           </w:p>
         </w:tc>
@@ -1319,7 +881,7 @@
                 <w:color w:val="1A1A1A"/>
                 <w:sz w:val="18"/>
               </w:rPr>
-              <w:t>方向</w:t>
+              <w:t>解读</w:t>
             </w:r>
           </w:p>
         </w:tc>
@@ -1339,7 +901,7 @@
                 <w:rFonts w:ascii="Microsoft YaHei" w:hAnsi="Microsoft YaHei"/>
                 <w:sz w:val="18"/>
               </w:rPr>
-              <w:t>大单</w:t>
+              <w:t>大单净额</w:t>
             </w:r>
           </w:p>
         </w:tc>
@@ -1359,7 +921,7 @@
                 <w:color w:val="1A1A1A"/>
                 <w:sz w:val="18"/>
               </w:rPr>
-              <w:t>+975.14万</w:t>
+              <w:t>+1171.7万</w:t>
             </w:r>
           </w:p>
         </w:tc>
@@ -1375,11 +937,18 @@
             <w:r>
               <w:rPr>
                 <w:rFonts w:ascii="Microsoft YaHei" w:hAnsi="Microsoft YaHei"/>
+                <w:sz w:val="18"/>
+              </w:rPr>
+              <w:t>主力资金</w:t>
+            </w:r>
+            <w:r>
+              <w:rPr>
+                <w:rFonts w:ascii="Microsoft YaHei" w:hAnsi="Microsoft YaHei"/>
                 <w:b/>
                 <w:color w:val="1A1A1A"/>
                 <w:sz w:val="18"/>
               </w:rPr>
-              <w:t>大幅净流入</w:t>
+              <w:t>显著买入</w:t>
             </w:r>
           </w:p>
         </w:tc>
@@ -1400,7 +969,7 @@
                 <w:rFonts w:ascii="Microsoft YaHei" w:hAnsi="Microsoft YaHei"/>
                 <w:sz w:val="18"/>
               </w:rPr>
-              <w:t>中单</w:t>
+              <w:t>中单净额</w:t>
             </w:r>
           </w:p>
         </w:tc>
@@ -1419,7 +988,7 @@
                 <w:rFonts w:ascii="Microsoft YaHei" w:hAnsi="Microsoft YaHei"/>
                 <w:sz w:val="18"/>
               </w:rPr>
-              <w:t>-95.71万</w:t>
+              <w:t>-220.1万</w:t>
             </w:r>
           </w:p>
         </w:tc>
@@ -1438,7 +1007,7 @@
                 <w:rFonts w:ascii="Microsoft YaHei" w:hAnsi="Microsoft YaHei"/>
                 <w:sz w:val="18"/>
               </w:rPr>
-              <w:t>小幅流出</w:t>
+              <w:t>中户资金流出</w:t>
             </w:r>
           </w:p>
         </w:tc>
@@ -1458,7 +1027,7 @@
                 <w:rFonts w:ascii="Microsoft YaHei" w:hAnsi="Microsoft YaHei"/>
                 <w:sz w:val="18"/>
               </w:rPr>
-              <w:t>小单</w:t>
+              <w:t>小单净额</w:t>
             </w:r>
           </w:p>
         </w:tc>
@@ -1476,7 +1045,7 @@
                 <w:rFonts w:ascii="Microsoft YaHei" w:hAnsi="Microsoft YaHei"/>
                 <w:sz w:val="18"/>
               </w:rPr>
-              <w:t>+22.29万</w:t>
+              <w:t>+41.2万</w:t>
             </w:r>
           </w:p>
         </w:tc>
@@ -1494,7 +1063,7 @@
                 <w:rFonts w:ascii="Microsoft YaHei" w:hAnsi="Microsoft YaHei"/>
                 <w:sz w:val="18"/>
               </w:rPr>
-              <w:t>小幅流入</w:t>
+              <w:t>散户小幅净买入</w:t>
             </w:r>
           </w:p>
         </w:tc>
@@ -1517,7 +1086,7 @@
                 <w:color w:val="1A1A1A"/>
                 <w:sz w:val="18"/>
               </w:rPr>
-              <w:t>合计</w:t>
+              <w:t>合计净额</w:t>
             </w:r>
           </w:p>
         </w:tc>
@@ -1538,7 +1107,7 @@
                 <w:color w:val="1A1A1A"/>
                 <w:sz w:val="18"/>
               </w:rPr>
-              <w:t>+901.72万</w:t>
+              <w:t>+992.8万</w:t>
             </w:r>
           </w:p>
         </w:tc>
@@ -1555,11 +1124,9 @@
             <w:r>
               <w:rPr>
                 <w:rFonts w:ascii="Microsoft YaHei" w:hAnsi="Microsoft YaHei"/>
-                <w:b/>
-                <w:color w:val="1A1A1A"/>
                 <w:sz w:val="18"/>
               </w:rPr>
-              <w:t>净流入</w:t>
+              <w:t>整体呈净流入</w:t>
             </w:r>
           </w:p>
         </w:tc>
@@ -1567,19 +1134,14 @@
     </w:tbl>
     <w:p/>
     <w:p>
-      <w:r>
-        <w:rPr>
-          <w:rFonts w:ascii="Microsoft YaHei" w:hAnsi="Microsoft YaHei"/>
-          <w:b/>
-          <w:color w:val="1A1A1A"/>
-        </w:rPr>
-        <w:t>资金面解读</w:t>
-      </w:r>
+      <w:pPr>
+        <w:pStyle w:val="ListBullet"/>
+      </w:pPr>
       <w:r>
         <w:rPr>
           <w:rFonts w:ascii="Microsoft YaHei" w:hAnsi="Microsoft YaHei"/>
         </w:rPr>
-        <w:t>：尽管股价午盘收跌，但资金面呈现明显</w:t>
+        <w:t xml:space="preserve">今日午间净流入 </w:t>
       </w:r>
       <w:r>
         <w:rPr>
@@ -1587,13 +1149,24 @@
           <w:b/>
           <w:color w:val="1A1A1A"/>
         </w:rPr>
-        <w:t>净流入</w:t>
+        <w:t>992.8万元</w:t>
       </w:r>
       <w:r>
         <w:rPr>
           <w:rFonts w:ascii="Microsoft YaHei" w:hAnsi="Microsoft YaHei"/>
         </w:rPr>
-        <w:t xml:space="preserve">态势，其中大单资金净流入高达 </w:t>
+        <w:t>，统计的207分钟中，流入99分钟/流出106分钟。</w:t>
+      </w:r>
+    </w:p>
+    <w:p>
+      <w:pPr>
+        <w:pStyle w:val="ListBullet"/>
+      </w:pPr>
+      <w:r>
+        <w:rPr>
+          <w:rFonts w:ascii="Microsoft YaHei" w:hAnsi="Microsoft YaHei"/>
+        </w:rPr>
+        <w:t xml:space="preserve">最大单分钟流入 </w:t>
       </w:r>
       <w:r>
         <w:rPr>
@@ -1601,13 +1174,13 @@
           <w:b/>
           <w:color w:val="1A1A1A"/>
         </w:rPr>
-        <w:t>975万元</w:t>
+        <w:t>637.1万元</w:t>
       </w:r>
       <w:r>
         <w:rPr>
           <w:rFonts w:ascii="Microsoft YaHei" w:hAnsi="Microsoft YaHei"/>
         </w:rPr>
-        <w:t>，占成交额的约24%。最大单分钟流入637.1万元远超流出峰值（150.7万），说明盘中有</w:t>
+        <w:t xml:space="preserve">，远高于最大单分钟流出 </w:t>
       </w:r>
       <w:r>
         <w:rPr>
@@ -1615,13 +1188,13 @@
           <w:b/>
           <w:color w:val="1A1A1A"/>
         </w:rPr>
-        <w:t>机构资金主动承接</w:t>
+        <w:t>150.7万元</w:t>
       </w:r>
       <w:r>
         <w:rPr>
           <w:rFonts w:ascii="Microsoft YaHei" w:hAnsi="Microsoft YaHei"/>
         </w:rPr>
-        <w:t>的迹象。资金流入分钟数（57分钟）与流出分钟数（56分钟）基本持平，但单笔流入力度更大。</w:t>
+        <w:t>，说明有</w:t>
       </w:r>
       <w:r>
         <w:rPr>
@@ -1629,13 +1202,38 @@
           <w:b/>
           <w:color w:val="1A1A1A"/>
         </w:rPr>
-        <w:t>量比1.30</w:t>
+        <w:t>大单集中扫货</w:t>
       </w:r>
       <w:r>
         <w:rPr>
           <w:rFonts w:ascii="Microsoft YaHei" w:hAnsi="Microsoft YaHei"/>
         </w:rPr>
-        <w:t>也佐证了今日成交活跃度明显提升。</w:t>
+        <w:t>。</w:t>
+      </w:r>
+    </w:p>
+    <w:p>
+      <w:pPr>
+        <w:pStyle w:val="ListBullet"/>
+      </w:pPr>
+      <w:r>
+        <w:rPr>
+          <w:rFonts w:ascii="Microsoft YaHei" w:hAnsi="Microsoft YaHei"/>
+        </w:rPr>
+        <w:t xml:space="preserve">大单净买入 </w:t>
+      </w:r>
+      <w:r>
+        <w:rPr>
+          <w:rFonts w:ascii="Microsoft YaHei" w:hAnsi="Microsoft YaHei"/>
+          <w:b/>
+          <w:color w:val="1A1A1A"/>
+        </w:rPr>
+        <w:t>+1171.7万</w:t>
+      </w:r>
+      <w:r>
+        <w:rPr>
+          <w:rFonts w:ascii="Microsoft YaHei" w:hAnsi="Microsoft YaHei"/>
+        </w:rPr>
+        <w:t>，是今日资金净流入的核心驱动力，中单净流出220万，显示主力与散户方向一致，中户有分歧。</w:t>
       </w:r>
     </w:p>
     <w:p>
@@ -1661,20 +1259,6 @@
           <w:sz w:val="28"/>
         </w:rPr>
         <w:t>技术面</w:t>
-      </w:r>
-    </w:p>
-    <w:p>
-      <w:pPr>
-        <w:spacing w:before="280" w:after="80" w:line="312" w:lineRule="auto"/>
-      </w:pPr>
-      <w:r>
-        <w:rPr>
-          <w:rFonts w:ascii="Microsoft YaHei" w:hAnsi="Microsoft YaHei"/>
-          <w:b/>
-          <w:color w:val="333333"/>
-          <w:sz w:val="24"/>
-        </w:rPr>
-        <w:t>均线系统</w:t>
       </w:r>
     </w:p>
     <w:tbl>
@@ -1708,7 +1292,7 @@
                 <w:color w:val="1A1A1A"/>
                 <w:sz w:val="18"/>
               </w:rPr>
-              <w:t>均线</w:t>
+              <w:t>指标</w:t>
             </w:r>
           </w:p>
         </w:tc>
@@ -1729,7 +1313,7 @@
                 <w:color w:val="1A1A1A"/>
                 <w:sz w:val="18"/>
               </w:rPr>
-              <w:t>价格位置</w:t>
+              <w:t>位置</w:t>
             </w:r>
           </w:p>
         </w:tc>
@@ -1770,7 +1354,7 @@
                 <w:rFonts w:ascii="Microsoft YaHei" w:hAnsi="Microsoft YaHei"/>
                 <w:sz w:val="18"/>
               </w:rPr>
-              <w:t>MA5（6.23元）</w:t>
+              <w:t>MA5（6.23）</w:t>
             </w:r>
           </w:p>
         </w:tc>
@@ -1788,7 +1372,16 @@
                 <w:rFonts w:ascii="Microsoft YaHei" w:hAnsi="Microsoft YaHei"/>
                 <w:sz w:val="18"/>
               </w:rPr>
-              <w:t>上方</w:t>
+              <w:t xml:space="preserve">价格 </w:t>
+            </w:r>
+            <w:r>
+              <w:rPr>
+                <w:rFonts w:ascii="Microsoft YaHei" w:hAnsi="Microsoft YaHei"/>
+                <w:b/>
+                <w:color w:val="1A1A1A"/>
+                <w:sz w:val="18"/>
+              </w:rPr>
+              <w:t>在上方</w:t>
             </w:r>
           </w:p>
         </w:tc>
@@ -1829,7 +1422,7 @@
                 <w:rFonts w:ascii="Microsoft YaHei" w:hAnsi="Microsoft YaHei"/>
                 <w:sz w:val="18"/>
               </w:rPr>
-              <w:t>MA10（6.28元）</w:t>
+              <w:t>MA10（6.28）</w:t>
             </w:r>
           </w:p>
         </w:tc>
@@ -1848,7 +1441,16 @@
                 <w:rFonts w:ascii="Microsoft YaHei" w:hAnsi="Microsoft YaHei"/>
                 <w:sz w:val="18"/>
               </w:rPr>
-              <w:t>上方</w:t>
+              <w:t xml:space="preserve">价格 </w:t>
+            </w:r>
+            <w:r>
+              <w:rPr>
+                <w:rFonts w:ascii="Microsoft YaHei" w:hAnsi="Microsoft YaHei"/>
+                <w:b/>
+                <w:color w:val="1A1A1A"/>
+                <w:sz w:val="18"/>
+              </w:rPr>
+              <w:t>紧贴上方</w:t>
             </w:r>
           </w:p>
         </w:tc>
@@ -1871,13 +1473,6 @@
               </w:rPr>
               <w:t>+0.5%</w:t>
             </w:r>
-            <w:r>
-              <w:rPr>
-                <w:rFonts w:ascii="Microsoft YaHei" w:hAnsi="Microsoft YaHei"/>
-                <w:sz w:val="18"/>
-              </w:rPr>
-              <w:t>（紧贴）</w:t>
-            </w:r>
           </w:p>
         </w:tc>
       </w:tr>
@@ -1896,7 +1491,7 @@
                 <w:rFonts w:ascii="Microsoft YaHei" w:hAnsi="Microsoft YaHei"/>
                 <w:sz w:val="18"/>
               </w:rPr>
-              <w:t>MA20/布林中轨（6.22元）</w:t>
+              <w:t>MA20/布林中轨（6.22）</w:t>
             </w:r>
           </w:p>
         </w:tc>
@@ -1914,7 +1509,16 @@
                 <w:rFonts w:ascii="Microsoft YaHei" w:hAnsi="Microsoft YaHei"/>
                 <w:sz w:val="18"/>
               </w:rPr>
-              <w:t>上方</w:t>
+              <w:t xml:space="preserve">价格 </w:t>
+            </w:r>
+            <w:r>
+              <w:rPr>
+                <w:rFonts w:ascii="Microsoft YaHei" w:hAnsi="Microsoft YaHei"/>
+                <w:b/>
+                <w:color w:val="1A1A1A"/>
+                <w:sz w:val="18"/>
+              </w:rPr>
+              <w:t>在上方</w:t>
             </w:r>
           </w:p>
         </w:tc>
@@ -1955,7 +1559,7 @@
                 <w:rFonts w:ascii="Microsoft YaHei" w:hAnsi="Microsoft YaHei"/>
                 <w:sz w:val="18"/>
               </w:rPr>
-              <w:t>布林上轨（6.46元）</w:t>
+              <w:t>布林上轨（6.46）</w:t>
             </w:r>
           </w:p>
         </w:tc>
@@ -1974,7 +1578,7 @@
                 <w:rFonts w:ascii="Microsoft YaHei" w:hAnsi="Microsoft YaHei"/>
                 <w:sz w:val="18"/>
               </w:rPr>
-              <w:t>下方</w:t>
+              <w:t>价格在下方</w:t>
             </w:r>
           </w:p>
         </w:tc>
@@ -2013,7 +1617,7 @@
                 <w:rFonts w:ascii="Microsoft YaHei" w:hAnsi="Microsoft YaHei"/>
                 <w:sz w:val="18"/>
               </w:rPr>
-              <w:t>布林下轨（5.98元）</w:t>
+              <w:t>布林下轨（5.98）</w:t>
             </w:r>
           </w:p>
         </w:tc>
@@ -2031,7 +1635,7 @@
                 <w:rFonts w:ascii="Microsoft YaHei" w:hAnsi="Microsoft YaHei"/>
                 <w:sz w:val="18"/>
               </w:rPr>
-              <w:t>上方</w:t>
+              <w:t>价格在上方</w:t>
             </w:r>
           </w:p>
         </w:tc>
@@ -2057,17 +1661,19 @@
     </w:tbl>
     <w:p/>
     <w:p>
-      <w:pPr>
-        <w:spacing w:before="280" w:after="80" w:line="312" w:lineRule="auto"/>
-      </w:pPr>
       <w:r>
         <w:rPr>
           <w:rFonts w:ascii="Microsoft YaHei" w:hAnsi="Microsoft YaHei"/>
           <w:b/>
-          <w:color w:val="333333"/>
-          <w:sz w:val="24"/>
+          <w:color w:val="1A1A1A"/>
         </w:rPr>
-        <w:t>技术形态研判</w:t>
+        <w:t>技术研判</w:t>
+      </w:r>
+      <w:r>
+        <w:rPr>
+          <w:rFonts w:ascii="Microsoft YaHei" w:hAnsi="Microsoft YaHei"/>
+        </w:rPr>
+        <w:t>：</w:t>
       </w:r>
     </w:p>
     <w:p>
@@ -2078,7 +1684,7 @@
         <w:rPr>
           <w:rFonts w:ascii="Microsoft YaHei" w:hAnsi="Microsoft YaHei"/>
         </w:rPr>
-        <w:t>当前股价</w:t>
+        <w:t xml:space="preserve">当前价格 </w:t>
       </w:r>
       <w:r>
         <w:rPr>
@@ -2086,13 +1692,13 @@
           <w:b/>
           <w:color w:val="1A1A1A"/>
         </w:rPr>
-        <w:t>站上所有短期均线</w:t>
+        <w:t>6.31元</w:t>
       </w:r>
       <w:r>
         <w:rPr>
           <w:rFonts w:ascii="Microsoft YaHei" w:hAnsi="Microsoft YaHei"/>
         </w:rPr>
-        <w:t>（MA5/MA10/MA20），短线多头排列格局未破</w:t>
+        <w:t xml:space="preserve"> 站稳所有短期均线（MA5/MA10/MA20）之上，短线多头排列格局未破。</w:t>
       </w:r>
     </w:p>
     <w:p>
@@ -2103,7 +1709,7 @@
         <w:rPr>
           <w:rFonts w:ascii="Microsoft YaHei" w:hAnsi="Microsoft YaHei"/>
         </w:rPr>
-        <w:t>早盘冲高至6.74元接近布林上轨后回落，说明</w:t>
+        <w:t>布林带宽度适中，价格位于</w:t>
       </w:r>
       <w:r>
         <w:rPr>
@@ -2111,7 +1717,13 @@
           <w:b/>
           <w:color w:val="1A1A1A"/>
         </w:rPr>
-        <w:t>上轨附近存在技术性压力</w:t>
+        <w:t>中轨（6.22）与上轨（6.46）之间</w:t>
+      </w:r>
+      <w:r>
+        <w:rPr>
+          <w:rFonts w:ascii="Microsoft YaHei" w:hAnsi="Microsoft YaHei"/>
+        </w:rPr>
+        <w:t>，处于偏强势区间。</w:t>
       </w:r>
     </w:p>
     <w:p>
@@ -2122,7 +1734,7 @@
         <w:rPr>
           <w:rFonts w:ascii="Microsoft YaHei" w:hAnsi="Microsoft YaHei"/>
         </w:rPr>
-        <w:t>午盘收于6.31元，回踩MA10（6.28元）获得支撑，</w:t>
+        <w:t xml:space="preserve">今日盘中最高 </w:t>
       </w:r>
       <w:r>
         <w:rPr>
@@ -2130,7 +1742,27 @@
           <w:b/>
           <w:color w:val="1A1A1A"/>
         </w:rPr>
-        <w:t>该位置为短线多空分水岭</w:t>
+        <w:t>6.49元</w:t>
+      </w:r>
+      <w:r>
+        <w:rPr>
+          <w:rFonts w:ascii="Microsoft YaHei" w:hAnsi="Microsoft YaHei"/>
+        </w:rPr>
+        <w:t xml:space="preserve"> 一度逼近布林上轨 </w:t>
+      </w:r>
+      <w:r>
+        <w:rPr>
+          <w:rFonts w:ascii="Microsoft YaHei" w:hAnsi="Microsoft YaHei"/>
+          <w:b/>
+          <w:color w:val="1A1A1A"/>
+        </w:rPr>
+        <w:t>6.46元</w:t>
+      </w:r>
+      <w:r>
+        <w:rPr>
+          <w:rFonts w:ascii="Microsoft YaHei" w:hAnsi="Microsoft YaHei"/>
+        </w:rPr>
+        <w:t>，随后遇阻回落，说明上轨附近存在一定压力。</w:t>
       </w:r>
     </w:p>
     <w:p>
@@ -2141,7 +1773,21 @@
         <w:rPr>
           <w:rFonts w:ascii="Microsoft YaHei" w:hAnsi="Microsoft YaHei"/>
         </w:rPr>
-        <w:t>3.91%的振幅反映出多空博弈激烈，日内波动率明显放大</w:t>
+        <w:t>早盘冲高至60日新高后回落，</w:t>
+      </w:r>
+      <w:r>
+        <w:rPr>
+          <w:rFonts w:ascii="Microsoft YaHei" w:hAnsi="Microsoft YaHei"/>
+          <w:b/>
+          <w:color w:val="1A1A1A"/>
+        </w:rPr>
+        <w:t>6.50元附近为短期关键阻力位</w:t>
+      </w:r>
+      <w:r>
+        <w:rPr>
+          <w:rFonts w:ascii="Microsoft YaHei" w:hAnsi="Microsoft YaHei"/>
+        </w:rPr>
+        <w:t>；下方支撑关注MA10（6.28）及MA5（6.23）。</w:t>
       </w:r>
     </w:p>
     <w:p>
@@ -2180,12 +1826,12 @@
           <w:color w:val="333333"/>
           <w:sz w:val="24"/>
         </w:rPr>
-        <w:t>宏观与板块利好信号</w:t>
+        <w:t>大盘环境利好</w:t>
       </w:r>
     </w:p>
     <w:p>
       <w:pPr>
-        <w:pStyle w:val="ListNumber"/>
+        <w:pStyle w:val="ListBullet"/>
       </w:pPr>
       <w:r>
         <w:rPr>
@@ -2193,32 +1839,18 @@
           <w:b/>
           <w:color w:val="1A1A1A"/>
         </w:rPr>
-        <w:t>泛消费板块领涨反弹</w:t>
+        <w:t>三大指数翻红</w:t>
       </w:r>
       <w:r>
         <w:rPr>
           <w:rFonts w:ascii="Microsoft YaHei" w:hAnsi="Microsoft YaHei"/>
         </w:rPr>
-        <w:t xml:space="preserve"> — 今日三大指数集体翻红，食品饮料、酒店餐饮等消费方向涨幅居前。锦江酒店（+3.15%）、首旅酒店（+2.58%）等同业个股表现活跃，为金陵饭店提供了</w:t>
-      </w:r>
-      <w:r>
-        <w:rPr>
-          <w:rFonts w:ascii="Microsoft YaHei" w:hAnsi="Microsoft YaHei"/>
-          <w:b/>
-          <w:color w:val="1A1A1A"/>
-        </w:rPr>
-        <w:t>板块联动支撑</w:t>
-      </w:r>
-      <w:r>
-        <w:rPr>
-          <w:rFonts w:ascii="Microsoft YaHei" w:hAnsi="Microsoft YaHei"/>
-        </w:rPr>
-        <w:t>。</w:t>
+        <w:t>：今早日内探底回升，三大指数全部翻红，上涨个股近4000只，市场做多情绪回暖。</w:t>
       </w:r>
     </w:p>
     <w:p>
       <w:pPr>
-        <w:pStyle w:val="ListNumber"/>
+        <w:pStyle w:val="ListBullet"/>
       </w:pPr>
       <w:r>
         <w:rPr>
@@ -2226,46 +1858,13 @@
           <w:b/>
           <w:color w:val="1A1A1A"/>
         </w:rPr>
-        <w:t>食品饮料板块上涨逻辑</w:t>
+        <w:t>食品饮料板块领涨（+2.75%）</w:t>
       </w:r>
       <w:r>
         <w:rPr>
           <w:rFonts w:ascii="Microsoft YaHei" w:hAnsi="Microsoft YaHei"/>
         </w:rPr>
-        <w:t xml:space="preserve"> — 中信建投研报指出，原奶周期向好推动龙头液奶竞争格局改善，带动食品饮料板块涨超2.5%。金陵饭店旗下食品加工业务或间接受益于消费复苏预期。</w:t>
-      </w:r>
-    </w:p>
-    <w:p>
-      <w:pPr>
-        <w:pStyle w:val="ListNumber"/>
-      </w:pPr>
-      <w:r>
-        <w:rPr>
-          <w:rFonts w:ascii="Microsoft YaHei" w:hAnsi="Microsoft YaHei"/>
-          <w:b/>
-          <w:color w:val="1A1A1A"/>
-        </w:rPr>
-        <w:t>市场情绪修复</w:t>
-      </w:r>
-      <w:r>
-        <w:rPr>
-          <w:rFonts w:ascii="Microsoft YaHei" w:hAnsi="Microsoft YaHei"/>
-        </w:rPr>
-        <w:t xml:space="preserve"> — 昨日创业板指暴跌超7%后，今日市场快速企稳回升，全市场近4000只个股上涨，</w:t>
-      </w:r>
-      <w:r>
-        <w:rPr>
-          <w:rFonts w:ascii="Microsoft YaHei" w:hAnsi="Microsoft YaHei"/>
-          <w:b/>
-          <w:color w:val="1A1A1A"/>
-        </w:rPr>
-        <w:t>恐慌情绪得到有效消化</w:t>
-      </w:r>
-      <w:r>
-        <w:rPr>
-          <w:rFonts w:ascii="Microsoft YaHei" w:hAnsi="Microsoft YaHei"/>
-        </w:rPr>
-        <w:t>。</w:t>
+        <w:t>：受原奶周期向好、散奶价格上涨等驱动，乳业、休闲食品多股涨停，带动泛消费板块活跃。</w:t>
       </w:r>
     </w:p>
     <w:p>
@@ -2279,7 +1878,110 @@
           <w:color w:val="333333"/>
           <w:sz w:val="24"/>
         </w:rPr>
-        <w:t>个股盘中异动信号</w:t>
+        <w:t>金陵饭店板块表现</w:t>
+      </w:r>
+    </w:p>
+    <w:p>
+      <w:pPr>
+        <w:pStyle w:val="ListBullet"/>
+      </w:pPr>
+      <w:r>
+        <w:rPr>
+          <w:rFonts w:ascii="Microsoft YaHei" w:hAnsi="Microsoft YaHei"/>
+        </w:rPr>
+        <w:t xml:space="preserve">所属 </w:t>
+      </w:r>
+      <w:r>
+        <w:rPr>
+          <w:rFonts w:ascii="Microsoft YaHei" w:hAnsi="Microsoft YaHei"/>
+          <w:b/>
+          <w:color w:val="1A1A1A"/>
+        </w:rPr>
+        <w:t>酒店、餐馆与休闲板块</w:t>
+      </w:r>
+      <w:r>
+        <w:rPr>
+          <w:rFonts w:ascii="Microsoft YaHei" w:hAnsi="Microsoft YaHei"/>
+        </w:rPr>
+        <w:t xml:space="preserve"> 半日跌幅 </w:t>
+      </w:r>
+      <w:r>
+        <w:rPr>
+          <w:rFonts w:ascii="Microsoft YaHei" w:hAnsi="Microsoft YaHei"/>
+          <w:b/>
+          <w:color w:val="1A1A1A"/>
+        </w:rPr>
+        <w:t>-1.28%</w:t>
+      </w:r>
+      <w:r>
+        <w:rPr>
+          <w:rFonts w:ascii="Microsoft YaHei" w:hAnsi="Microsoft YaHei"/>
+        </w:rPr>
+        <w:t>，排名481/1158，</w:t>
+      </w:r>
+      <w:r>
+        <w:rPr>
+          <w:rFonts w:ascii="Microsoft YaHei" w:hAnsi="Microsoft YaHei"/>
+          <w:b/>
+          <w:color w:val="1A1A1A"/>
+        </w:rPr>
+        <w:t>弱于大盘</w:t>
+      </w:r>
+      <w:r>
+        <w:rPr>
+          <w:rFonts w:ascii="Microsoft YaHei" w:hAnsi="Microsoft YaHei"/>
+        </w:rPr>
+        <w:t>。</w:t>
+      </w:r>
+    </w:p>
+    <w:p>
+      <w:pPr>
+        <w:pStyle w:val="ListBullet"/>
+      </w:pPr>
+      <w:r>
+        <w:rPr>
+          <w:rFonts w:ascii="Microsoft YaHei" w:hAnsi="Microsoft YaHei"/>
+        </w:rPr>
+        <w:t>板块内分化明显：锦江酒店（+3.15%）、首旅酒店（+2.58%）领涨，大连圣亚（-7.99%）、ST雪发（-8.17%）则大幅下挫。</w:t>
+      </w:r>
+    </w:p>
+    <w:p>
+      <w:pPr>
+        <w:pStyle w:val="ListBullet"/>
+      </w:pPr>
+      <w:r>
+        <w:rPr>
+          <w:rFonts w:ascii="Microsoft YaHei" w:hAnsi="Microsoft YaHei"/>
+        </w:rPr>
+        <w:t>金陵饭店在板块28只成分股中排名</w:t>
+      </w:r>
+      <w:r>
+        <w:rPr>
+          <w:rFonts w:ascii="Microsoft YaHei" w:hAnsi="Microsoft YaHei"/>
+          <w:b/>
+          <w:color w:val="1A1A1A"/>
+        </w:rPr>
+        <w:t>第20位</w:t>
+      </w:r>
+      <w:r>
+        <w:rPr>
+          <w:rFonts w:ascii="Microsoft YaHei" w:hAnsi="Microsoft YaHei"/>
+        </w:rPr>
+        <w:t>，处于中后段。</w:t>
+      </w:r>
+    </w:p>
+    <w:p>
+      <w:pPr>
+        <w:spacing w:before="280" w:after="80" w:line="312" w:lineRule="auto"/>
+      </w:pPr>
+      <w:r>
+        <w:rPr>
+          <w:rFonts w:ascii="Microsoft YaHei" w:hAnsi="Microsoft YaHei"/>
+          <w:b/>
+          <w:color w:val="333333"/>
+          <w:sz w:val="24"/>
+        </w:rPr>
+        <w:t>盘中异动信号</w:t>
       </w:r>
     </w:p>
     <w:p>
@@ -2292,13 +1994,41 @@
           <w:b/>
           <w:color w:val="1A1A1A"/>
         </w:rPr>
-        <w:t>60日新高</w:t>
+        <w:t>09:36</w:t>
       </w:r>
       <w:r>
         <w:rPr>
           <w:rFonts w:ascii="Microsoft YaHei" w:hAnsi="Microsoft YaHei"/>
         </w:rPr>
-        <w:t>（09:36，6.70元）：资金主动上攻意愿明确</w:t>
+        <w:t xml:space="preserve"> 股价创60日新高 </w:t>
+      </w:r>
+      <w:r>
+        <w:rPr>
+          <w:rFonts w:ascii="Microsoft YaHei" w:hAnsi="Microsoft YaHei"/>
+          <w:b/>
+          <w:color w:val="1A1A1A"/>
+        </w:rPr>
+        <w:t>6.70元</w:t>
+      </w:r>
+      <w:r>
+        <w:rPr>
+          <w:rFonts w:ascii="Microsoft YaHei" w:hAnsi="Microsoft YaHei"/>
+        </w:rPr>
+        <w:t xml:space="preserve">（复权后），触发"火箭发射"信号，涨幅达 </w:t>
+      </w:r>
+      <w:r>
+        <w:rPr>
+          <w:rFonts w:ascii="Microsoft YaHei" w:hAnsi="Microsoft YaHei"/>
+          <w:b/>
+          <w:color w:val="1A1A1A"/>
+        </w:rPr>
+        <w:t>+4.01%</w:t>
+      </w:r>
+      <w:r>
+        <w:rPr>
+          <w:rFonts w:ascii="Microsoft YaHei" w:hAnsi="Microsoft YaHei"/>
+        </w:rPr>
+        <w:t>。</w:t>
       </w:r>
     </w:p>
     <w:p>
@@ -2308,16 +2038,8 @@
       <w:r>
         <w:rPr>
           <w:rFonts w:ascii="Microsoft YaHei" w:hAnsi="Microsoft YaHei"/>
-          <w:b/>
-          <w:color w:val="1A1A1A"/>
         </w:rPr>
-        <w:t>火箭发射</w:t>
-      </w:r>
-      <w:r>
-        <w:rPr>
-          <w:rFonts w:ascii="Microsoft YaHei" w:hAnsi="Microsoft YaHei"/>
-        </w:rPr>
-        <w:t>（09:36，6.74元，+4.01%）：出现明显的</w:t>
+        <w:t xml:space="preserve">但随后快速回落，至午间收跌 </w:t>
       </w:r>
       <w:r>
         <w:rPr>
@@ -2325,26 +2047,13 @@
           <w:b/>
           <w:color w:val="1A1A1A"/>
         </w:rPr>
-        <w:t>主力拉升动作</w:t>
-      </w:r>
-    </w:p>
-    <w:p>
-      <w:pPr>
-        <w:pStyle w:val="ListBullet"/>
-      </w:pPr>
-      <w:r>
-        <w:rPr>
-          <w:rFonts w:ascii="Microsoft YaHei" w:hAnsi="Microsoft YaHei"/>
-          <w:b/>
-          <w:color w:val="1A1A1A"/>
-        </w:rPr>
-        <w:t>冲高回落</w:t>
+        <w:t>-1.41%</w:t>
       </w:r>
       <w:r>
         <w:rPr>
           <w:rFonts w:ascii="Microsoft YaHei" w:hAnsi="Microsoft YaHei"/>
         </w:rPr>
-        <w:t xml:space="preserve">：从高点6.74元回撤至6.31元，回落幅度约 </w:t>
+        <w:t>，显示</w:t>
       </w:r>
       <w:r>
         <w:rPr>
@@ -2352,13 +2061,13 @@
           <w:b/>
           <w:color w:val="1A1A1A"/>
         </w:rPr>
-        <w:t>6.4%</w:t>
+        <w:t>冲高后获利盘涌出</w:t>
       </w:r>
       <w:r>
         <w:rPr>
           <w:rFonts w:ascii="Microsoft YaHei" w:hAnsi="Microsoft YaHei"/>
         </w:rPr>
-        <w:t>，说明上方抛压较重</w:t>
+        <w:t>，短线抛压较重。</w:t>
       </w:r>
     </w:p>
     <w:p>
@@ -2384,6 +2093,14 @@
           <w:sz w:val="28"/>
         </w:rPr>
         <w:t>板块关联</w:t>
+      </w:r>
+    </w:p>
+    <w:p>
+      <w:r>
+        <w:rPr>
+          <w:rFonts w:ascii="Microsoft YaHei" w:hAnsi="Microsoft YaHei"/>
+        </w:rPr>
+        <w:t>金陵饭店涉及多个概念及行业板块，今日表现如下：</w:t>
       </w:r>
     </w:p>
     <w:tbl>
@@ -2418,7 +2135,7 @@
                 <w:color w:val="1A1A1A"/>
                 <w:sz w:val="18"/>
               </w:rPr>
-              <w:t>所属板块</w:t>
+              <w:t>板块名称</w:t>
             </w:r>
           </w:p>
         </w:tc>
@@ -2439,7 +2156,7 @@
                 <w:color w:val="1A1A1A"/>
                 <w:sz w:val="18"/>
               </w:rPr>
-              <w:t>午盘涨跌幅</w:t>
+              <w:t>涨跌幅</w:t>
             </w:r>
           </w:p>
         </w:tc>
@@ -2460,7 +2177,7 @@
                 <w:color w:val="1A1A1A"/>
                 <w:sz w:val="18"/>
               </w:rPr>
-              <w:t>板块内排名</w:t>
+              <w:t>板块排名</w:t>
             </w:r>
           </w:p>
         </w:tc>
@@ -2481,163 +2198,7 @@
                 <w:color w:val="1A1A1A"/>
                 <w:sz w:val="18"/>
               </w:rPr>
-              <w:t>表现评价</w:t>
-            </w:r>
-          </w:p>
-        </w:tc>
-      </w:tr>
-      <w:tr>
-        <w:tc>
-          <w:tcPr>
-            <w:tcW w:type="dxa" w:w="2266"/>
-          </w:tcPr>
-          <w:p>
-            <w:pPr>
-              <w:spacing w:before="40" w:after="40" w:line="288" w:lineRule="auto"/>
-            </w:pPr>
-            <w:r/>
-            <w:r>
-              <w:rPr>
-                <w:rFonts w:ascii="Microsoft YaHei" w:hAnsi="Microsoft YaHei"/>
-                <w:sz w:val="18"/>
-              </w:rPr>
-              <w:t>酒店、餐馆与休闲（A股）</w:t>
-            </w:r>
-          </w:p>
-        </w:tc>
-        <w:tc>
-          <w:tcPr>
-            <w:tcW w:type="dxa" w:w="2266"/>
-          </w:tcPr>
-          <w:p>
-            <w:pPr>
-              <w:spacing w:before="40" w:after="40" w:line="288" w:lineRule="auto"/>
-            </w:pPr>
-            <w:r/>
-            <w:r>
-              <w:rPr>
-                <w:rFonts w:ascii="Microsoft YaHei" w:hAnsi="Microsoft YaHei"/>
-                <w:b/>
-                <w:color w:val="1A1A1A"/>
-                <w:sz w:val="18"/>
-              </w:rPr>
-              <w:t>-1.28%</w:t>
-            </w:r>
-          </w:p>
-        </w:tc>
-        <w:tc>
-          <w:tcPr>
-            <w:tcW w:type="dxa" w:w="2266"/>
-          </w:tcPr>
-          <w:p>
-            <w:pPr>
-              <w:spacing w:before="40" w:after="40" w:line="288" w:lineRule="auto"/>
-            </w:pPr>
-            <w:r/>
-            <w:r>
-              <w:rPr>
-                <w:rFonts w:ascii="Microsoft YaHei" w:hAnsi="Microsoft YaHei"/>
-                <w:sz w:val="18"/>
-              </w:rPr>
-              <w:t>26/38</w:t>
-            </w:r>
-          </w:p>
-        </w:tc>
-        <w:tc>
-          <w:tcPr>
-            <w:tcW w:type="dxa" w:w="2266"/>
-          </w:tcPr>
-          <w:p>
-            <w:pPr>
-              <w:spacing w:before="40" w:after="40" w:line="288" w:lineRule="auto"/>
-            </w:pPr>
-            <w:r/>
-            <w:r>
-              <w:rPr>
-                <w:rFonts w:ascii="Microsoft YaHei" w:hAnsi="Microsoft YaHei"/>
-                <w:sz w:val="18"/>
-              </w:rPr>
-              <w:t>板块整体偏弱</w:t>
-            </w:r>
-          </w:p>
-        </w:tc>
-      </w:tr>
-      <w:tr>
-        <w:tc>
-          <w:tcPr>
-            <w:tcW w:type="dxa" w:w="2266"/>
-            <w:shd w:fill="F8F9FA" w:val="clear"/>
-          </w:tcPr>
-          <w:p>
-            <w:pPr>
-              <w:spacing w:before="40" w:after="40" w:line="288" w:lineRule="auto"/>
-            </w:pPr>
-            <w:r/>
-            <w:r>
-              <w:rPr>
-                <w:rFonts w:ascii="Microsoft YaHei" w:hAnsi="Microsoft YaHei"/>
-                <w:sz w:val="18"/>
-              </w:rPr>
-              <w:t>消费者服务（A股）</w:t>
-            </w:r>
-          </w:p>
-        </w:tc>
-        <w:tc>
-          <w:tcPr>
-            <w:tcW w:type="dxa" w:w="2266"/>
-            <w:shd w:fill="F8F9FA" w:val="clear"/>
-          </w:tcPr>
-          <w:p>
-            <w:pPr>
-              <w:spacing w:before="40" w:after="40" w:line="288" w:lineRule="auto"/>
-            </w:pPr>
-            <w:r/>
-            <w:r>
-              <w:rPr>
-                <w:rFonts w:ascii="Microsoft YaHei" w:hAnsi="Microsoft YaHei"/>
-                <w:b/>
-                <w:color w:val="1A1A1A"/>
-                <w:sz w:val="18"/>
-              </w:rPr>
-              <w:t>-1.46%</w:t>
-            </w:r>
-          </w:p>
-        </w:tc>
-        <w:tc>
-          <w:tcPr>
-            <w:tcW w:type="dxa" w:w="2266"/>
-            <w:shd w:fill="F8F9FA" w:val="clear"/>
-          </w:tcPr>
-          <w:p>
-            <w:pPr>
-              <w:spacing w:before="40" w:after="40" w:line="288" w:lineRule="auto"/>
-            </w:pPr>
-            <w:r/>
-            <w:r>
-              <w:rPr>
-                <w:rFonts w:ascii="Microsoft YaHei" w:hAnsi="Microsoft YaHei"/>
-                <w:sz w:val="18"/>
-              </w:rPr>
-              <w:t>34/52</w:t>
-            </w:r>
-          </w:p>
-        </w:tc>
-        <w:tc>
-          <w:tcPr>
-            <w:tcW w:type="dxa" w:w="2266"/>
-            <w:shd w:fill="F8F9FA" w:val="clear"/>
-          </w:tcPr>
-          <w:p>
-            <w:pPr>
-              <w:spacing w:before="40" w:after="40" w:line="288" w:lineRule="auto"/>
-            </w:pPr>
-            <w:r/>
-            <w:r>
-              <w:rPr>
-                <w:rFonts w:ascii="Microsoft YaHei" w:hAnsi="Microsoft YaHei"/>
-                <w:sz w:val="18"/>
-              </w:rPr>
-              <w:t>弱于大盘</w:t>
+              <w:t>该股在板块中排名</w:t>
             </w:r>
           </w:p>
         </w:tc>
@@ -2673,11 +2234,29 @@
             <w:r>
               <w:rPr>
                 <w:rFonts w:ascii="Microsoft YaHei" w:hAnsi="Microsoft YaHei"/>
+                <w:sz w:val="18"/>
+              </w:rPr>
+              <w:t>+1.21%</w:t>
+            </w:r>
+          </w:p>
+        </w:tc>
+        <w:tc>
+          <w:tcPr>
+            <w:tcW w:type="dxa" w:w="2266"/>
+          </w:tcPr>
+          <w:p>
+            <w:pPr>
+              <w:spacing w:before="40" w:after="40" w:line="288" w:lineRule="auto"/>
+            </w:pPr>
+            <w:r/>
+            <w:r>
+              <w:rPr>
+                <w:rFonts w:ascii="Microsoft YaHei" w:hAnsi="Microsoft YaHei"/>
                 <w:b/>
                 <w:color w:val="1A1A1A"/>
                 <w:sz w:val="18"/>
               </w:rPr>
-              <w:t>+1.21%</w:t>
+              <w:t>100/1158</w:t>
             </w:r>
           </w:p>
         </w:tc>
@@ -2699,6 +2278,86 @@
             </w:r>
           </w:p>
         </w:tc>
+      </w:tr>
+      <w:tr>
+        <w:tc>
+          <w:tcPr>
+            <w:tcW w:type="dxa" w:w="2266"/>
+            <w:shd w:fill="F8F9FA" w:val="clear"/>
+          </w:tcPr>
+          <w:p>
+            <w:pPr>
+              <w:spacing w:before="40" w:after="40" w:line="288" w:lineRule="auto"/>
+            </w:pPr>
+            <w:r/>
+            <w:r>
+              <w:rPr>
+                <w:rFonts w:ascii="Microsoft YaHei" w:hAnsi="Microsoft YaHei"/>
+                <w:sz w:val="18"/>
+              </w:rPr>
+              <w:t>网红经济</w:t>
+            </w:r>
+          </w:p>
+        </w:tc>
+        <w:tc>
+          <w:tcPr>
+            <w:tcW w:type="dxa" w:w="2266"/>
+            <w:shd w:fill="F8F9FA" w:val="clear"/>
+          </w:tcPr>
+          <w:p>
+            <w:pPr>
+              <w:spacing w:before="40" w:after="40" w:line="288" w:lineRule="auto"/>
+            </w:pPr>
+            <w:r/>
+            <w:r>
+              <w:rPr>
+                <w:rFonts w:ascii="Microsoft YaHei" w:hAnsi="Microsoft YaHei"/>
+                <w:sz w:val="18"/>
+              </w:rPr>
+              <w:t>-1.59%</w:t>
+            </w:r>
+          </w:p>
+        </w:tc>
+        <w:tc>
+          <w:tcPr>
+            <w:tcW w:type="dxa" w:w="2266"/>
+            <w:shd w:fill="F8F9FA" w:val="clear"/>
+          </w:tcPr>
+          <w:p>
+            <w:pPr>
+              <w:spacing w:before="40" w:after="40" w:line="288" w:lineRule="auto"/>
+            </w:pPr>
+            <w:r/>
+            <w:r>
+              <w:rPr>
+                <w:rFonts w:ascii="Microsoft YaHei" w:hAnsi="Microsoft YaHei"/>
+                <w:sz w:val="18"/>
+              </w:rPr>
+              <w:t>552/1158</w:t>
+            </w:r>
+          </w:p>
+        </w:tc>
+        <w:tc>
+          <w:tcPr>
+            <w:tcW w:type="dxa" w:w="2266"/>
+            <w:shd w:fill="F8F9FA" w:val="clear"/>
+          </w:tcPr>
+          <w:p>
+            <w:pPr>
+              <w:spacing w:before="40" w:after="40" w:line="288" w:lineRule="auto"/>
+            </w:pPr>
+            <w:r/>
+            <w:r>
+              <w:rPr>
+                <w:rFonts w:ascii="Microsoft YaHei" w:hAnsi="Microsoft YaHei"/>
+                <w:sz w:val="18"/>
+              </w:rPr>
+              <w:t>63/116</w:t>
+            </w:r>
+          </w:p>
+        </w:tc>
+      </w:tr>
+      <w:tr>
         <w:tc>
           <w:tcPr>
             <w:tcW w:type="dxa" w:w="2266"/>
@@ -2713,7 +2372,61 @@
                 <w:rFonts w:ascii="Microsoft YaHei" w:hAnsi="Microsoft YaHei"/>
                 <w:sz w:val="18"/>
               </w:rPr>
-              <w:t>小幅跑赢</w:t>
+              <w:t>物业管理</w:t>
+            </w:r>
+          </w:p>
+        </w:tc>
+        <w:tc>
+          <w:tcPr>
+            <w:tcW w:type="dxa" w:w="2266"/>
+          </w:tcPr>
+          <w:p>
+            <w:pPr>
+              <w:spacing w:before="40" w:after="40" w:line="288" w:lineRule="auto"/>
+            </w:pPr>
+            <w:r/>
+            <w:r>
+              <w:rPr>
+                <w:rFonts w:ascii="Microsoft YaHei" w:hAnsi="Microsoft YaHei"/>
+                <w:sz w:val="18"/>
+              </w:rPr>
+              <w:t>-1.63%</w:t>
+            </w:r>
+          </w:p>
+        </w:tc>
+        <w:tc>
+          <w:tcPr>
+            <w:tcW w:type="dxa" w:w="2266"/>
+          </w:tcPr>
+          <w:p>
+            <w:pPr>
+              <w:spacing w:before="40" w:after="40" w:line="288" w:lineRule="auto"/>
+            </w:pPr>
+            <w:r/>
+            <w:r>
+              <w:rPr>
+                <w:rFonts w:ascii="Microsoft YaHei" w:hAnsi="Microsoft YaHei"/>
+                <w:sz w:val="18"/>
+              </w:rPr>
+              <w:t>561/1158</w:t>
+            </w:r>
+          </w:p>
+        </w:tc>
+        <w:tc>
+          <w:tcPr>
+            <w:tcW w:type="dxa" w:w="2266"/>
+          </w:tcPr>
+          <w:p>
+            <w:pPr>
+              <w:spacing w:before="40" w:after="40" w:line="288" w:lineRule="auto"/>
+            </w:pPr>
+            <w:r/>
+            <w:r>
+              <w:rPr>
+                <w:rFonts w:ascii="Microsoft YaHei" w:hAnsi="Microsoft YaHei"/>
+                <w:sz w:val="18"/>
+              </w:rPr>
+              <w:t>102/179</w:t>
             </w:r>
           </w:p>
         </w:tc>
@@ -2751,11 +2464,28 @@
             <w:r>
               <w:rPr>
                 <w:rFonts w:ascii="Microsoft YaHei" w:hAnsi="Microsoft YaHei"/>
-                <w:b/>
-                <w:color w:val="1A1A1A"/>
                 <w:sz w:val="18"/>
               </w:rPr>
               <w:t>-1.10%</w:t>
+            </w:r>
+          </w:p>
+        </w:tc>
+        <w:tc>
+          <w:tcPr>
+            <w:tcW w:type="dxa" w:w="2266"/>
+            <w:shd w:fill="F8F9FA" w:val="clear"/>
+          </w:tcPr>
+          <w:p>
+            <w:pPr>
+              <w:spacing w:before="40" w:after="40" w:line="288" w:lineRule="auto"/>
+            </w:pPr>
+            <w:r/>
+            <w:r>
+              <w:rPr>
+                <w:rFonts w:ascii="Microsoft YaHei" w:hAnsi="Microsoft YaHei"/>
+                <w:sz w:val="18"/>
+              </w:rPr>
+              <w:t>442/1158</w:t>
             </w:r>
           </w:p>
         </w:tc>
@@ -2778,25 +2508,6 @@
             </w:r>
           </w:p>
         </w:tc>
-        <w:tc>
-          <w:tcPr>
-            <w:tcW w:type="dxa" w:w="2266"/>
-            <w:shd w:fill="F8F9FA" w:val="clear"/>
-          </w:tcPr>
-          <w:p>
-            <w:pPr>
-              <w:spacing w:before="40" w:after="40" w:line="288" w:lineRule="auto"/>
-            </w:pPr>
-            <w:r/>
-            <w:r>
-              <w:rPr>
-                <w:rFonts w:ascii="Microsoft YaHei" w:hAnsi="Microsoft YaHei"/>
-                <w:sz w:val="18"/>
-              </w:rPr>
-              <w:t>偏弱</w:t>
-            </w:r>
-          </w:p>
-        </w:tc>
       </w:tr>
       <w:tr>
         <w:tc>
@@ -2813,7 +2524,43 @@
                 <w:rFonts w:ascii="Microsoft YaHei" w:hAnsi="Microsoft YaHei"/>
                 <w:sz w:val="18"/>
               </w:rPr>
-              <w:t>网红经济</w:t>
+              <w:t>酒店、餐馆与休闲</w:t>
+            </w:r>
+          </w:p>
+        </w:tc>
+        <w:tc>
+          <w:tcPr>
+            <w:tcW w:type="dxa" w:w="2266"/>
+          </w:tcPr>
+          <w:p>
+            <w:pPr>
+              <w:spacing w:before="40" w:after="40" w:line="288" w:lineRule="auto"/>
+            </w:pPr>
+            <w:r/>
+            <w:r>
+              <w:rPr>
+                <w:rFonts w:ascii="Microsoft YaHei" w:hAnsi="Microsoft YaHei"/>
+                <w:sz w:val="18"/>
+              </w:rPr>
+              <w:t>-1.28%</w:t>
+            </w:r>
+          </w:p>
+        </w:tc>
+        <w:tc>
+          <w:tcPr>
+            <w:tcW w:type="dxa" w:w="2266"/>
+          </w:tcPr>
+          <w:p>
+            <w:pPr>
+              <w:spacing w:before="40" w:after="40" w:line="288" w:lineRule="auto"/>
+            </w:pPr>
+            <w:r/>
+            <w:r>
+              <w:rPr>
+                <w:rFonts w:ascii="Microsoft YaHei" w:hAnsi="Microsoft YaHei"/>
+                <w:sz w:val="18"/>
+              </w:rPr>
+              <w:t>481/1158</w:t>
             </w:r>
           </w:p>
         </w:tc>
@@ -2833,13 +2580,16 @@
                 <w:color w:val="1A1A1A"/>
                 <w:sz w:val="18"/>
               </w:rPr>
-              <w:t>-1.59%</w:t>
+              <w:t>26/38</w:t>
             </w:r>
           </w:p>
         </w:tc>
+      </w:tr>
+      <w:tr>
         <w:tc>
           <w:tcPr>
             <w:tcW w:type="dxa" w:w="2266"/>
+            <w:shd w:fill="F8F9FA" w:val="clear"/>
           </w:tcPr>
           <w:p>
             <w:pPr>
@@ -2851,13 +2601,14 @@
                 <w:rFonts w:ascii="Microsoft YaHei" w:hAnsi="Microsoft YaHei"/>
                 <w:sz w:val="18"/>
               </w:rPr>
-              <w:t>63/116</w:t>
+              <w:t>消费者服务</w:t>
             </w:r>
           </w:p>
         </w:tc>
         <w:tc>
           <w:tcPr>
             <w:tcW w:type="dxa" w:w="2266"/>
+            <w:shd w:fill="F8F9FA" w:val="clear"/>
           </w:tcPr>
           <w:p>
             <w:pPr>
@@ -2869,7 +2620,45 @@
                 <w:rFonts w:ascii="Microsoft YaHei" w:hAnsi="Microsoft YaHei"/>
                 <w:sz w:val="18"/>
               </w:rPr>
-              <w:t>偏弱</w:t>
+              <w:t>-1.46%</w:t>
+            </w:r>
+          </w:p>
+        </w:tc>
+        <w:tc>
+          <w:tcPr>
+            <w:tcW w:type="dxa" w:w="2266"/>
+            <w:shd w:fill="F8F9FA" w:val="clear"/>
+          </w:tcPr>
+          <w:p>
+            <w:pPr>
+              <w:spacing w:before="40" w:after="40" w:line="288" w:lineRule="auto"/>
+            </w:pPr>
+            <w:r/>
+            <w:r>
+              <w:rPr>
+                <w:rFonts w:ascii="Microsoft YaHei" w:hAnsi="Microsoft YaHei"/>
+                <w:sz w:val="18"/>
+              </w:rPr>
+              <w:t>521/1158</w:t>
+            </w:r>
+          </w:p>
+        </w:tc>
+        <w:tc>
+          <w:tcPr>
+            <w:tcW w:type="dxa" w:w="2266"/>
+            <w:shd w:fill="F8F9FA" w:val="clear"/>
+          </w:tcPr>
+          <w:p>
+            <w:pPr>
+              <w:spacing w:before="40" w:after="40" w:line="288" w:lineRule="auto"/>
+            </w:pPr>
+            <w:r/>
+            <w:r>
+              <w:rPr>
+                <w:rFonts w:ascii="Microsoft YaHei" w:hAnsi="Microsoft YaHei"/>
+                <w:sz w:val="18"/>
+              </w:rPr>
+              <w:t>34/52</w:t>
             </w:r>
           </w:p>
         </w:tc>
@@ -2877,33 +2666,25 @@
     </w:tbl>
     <w:p/>
     <w:p>
-      <w:r>
-        <w:rPr>
-          <w:rFonts w:ascii="Microsoft YaHei" w:hAnsi="Microsoft YaHei"/>
-          <w:b/>
-          <w:color w:val="1A1A1A"/>
-        </w:rPr>
-        <w:t>板块点评</w:t>
-      </w:r>
+      <w:pPr>
+        <w:pStyle w:val="ListBullet"/>
+      </w:pPr>
       <w:r>
         <w:rPr>
           <w:rFonts w:ascii="Microsoft YaHei" w:hAnsi="Microsoft YaHei"/>
         </w:rPr>
-        <w:t>：金陵饭店所处的住宿餐饮板块今日整体承压，但板块内部分化明显——锦江酒店（+3.15%）、首旅酒店（+2.58%）等头部品种录得正收益，说明资金更偏好</w:t>
+        <w:t>仅"参股保险"概念录得正收益（+1.21%），但金陵饭店在该概念中仅排名第50/58，受益有限。</w:t>
       </w:r>
-      <w:r>
-        <w:rPr>
-          <w:rFonts w:ascii="Microsoft YaHei" w:hAnsi="Microsoft YaHei"/>
-          <w:b/>
-          <w:color w:val="1A1A1A"/>
-        </w:rPr>
-        <w:t>行业龙头</w:t>
-      </w:r>
+    </w:p>
+    <w:p>
+      <w:pPr>
+        <w:pStyle w:val="ListBullet"/>
+      </w:pPr>
       <w:r>
         <w:rPr>
           <w:rFonts w:ascii="Microsoft YaHei" w:hAnsi="Microsoft YaHei"/>
         </w:rPr>
-        <w:t>。金陵饭店作为区域型酒店标的，涨幅弹性相对有限，但受益于泛消费板块的整体回暖，仍获得了一定的资金关注。</w:t>
+        <w:t>其他与主营业务直接相关的板块（酒店、消费者服务）悉数下跌，拖累股价表现。</w:t>
       </w:r>
     </w:p>
     <w:p>
@@ -2931,292 +2712,6 @@
         <w:t>综合研判</w:t>
       </w:r>
     </w:p>
-    <w:tbl>
-      <w:tblPr>
-        <w:tblStyle w:val="TableGrid"/>
-        <w:tblW w:type="auto" w:w="0"/>
-        <w:jc w:val="center"/>
-        <w:tblLayout w:type="autofit"/>
-        <w:tblLook w:firstColumn="1" w:firstRow="1" w:lastColumn="0" w:lastRow="0" w:noHBand="0" w:noVBand="1" w:val="04A0"/>
-      </w:tblPr>
-      <w:tblGrid>
-        <w:gridCol w:w="4533"/>
-        <w:gridCol w:w="4533"/>
-      </w:tblGrid>
-      <w:tr>
-        <w:tc>
-          <w:tcPr>
-            <w:tcW w:type="dxa" w:w="4533"/>
-            <w:shd w:fill="F6F8FA" w:val="clear"/>
-          </w:tcPr>
-          <w:p>
-            <w:pPr>
-              <w:spacing w:before="40" w:after="40" w:line="288" w:lineRule="auto"/>
-            </w:pPr>
-            <w:r/>
-            <w:r>
-              <w:rPr>
-                <w:rFonts w:ascii="Microsoft YaHei" w:hAnsi="Microsoft YaHei"/>
-                <w:b/>
-                <w:color w:val="1A1A1A"/>
-                <w:sz w:val="18"/>
-              </w:rPr>
-              <w:t>维度</w:t>
-            </w:r>
-          </w:p>
-        </w:tc>
-        <w:tc>
-          <w:tcPr>
-            <w:tcW w:type="dxa" w:w="4533"/>
-            <w:shd w:fill="F6F8FA" w:val="clear"/>
-          </w:tcPr>
-          <w:p>
-            <w:pPr>
-              <w:spacing w:before="40" w:after="40" w:line="288" w:lineRule="auto"/>
-            </w:pPr>
-            <w:r/>
-            <w:r>
-              <w:rPr>
-                <w:rFonts w:ascii="Microsoft YaHei" w:hAnsi="Microsoft YaHei"/>
-                <w:b/>
-                <w:color w:val="1A1A1A"/>
-                <w:sz w:val="18"/>
-              </w:rPr>
-              <w:t>评价</w:t>
-            </w:r>
-          </w:p>
-        </w:tc>
-      </w:tr>
-      <w:tr>
-        <w:tc>
-          <w:tcPr>
-            <w:tcW w:type="dxa" w:w="4533"/>
-          </w:tcPr>
-          <w:p>
-            <w:pPr>
-              <w:spacing w:before="40" w:after="40" w:line="288" w:lineRule="auto"/>
-            </w:pPr>
-            <w:r/>
-            <w:r>
-              <w:rPr>
-                <w:rFonts w:ascii="Microsoft YaHei" w:hAnsi="Microsoft YaHei"/>
-                <w:b/>
-                <w:color w:val="1A1A1A"/>
-                <w:sz w:val="18"/>
-              </w:rPr>
-              <w:t>资金面</w:t>
-            </w:r>
-          </w:p>
-        </w:tc>
-        <w:tc>
-          <w:tcPr>
-            <w:tcW w:type="dxa" w:w="4533"/>
-          </w:tcPr>
-          <w:p>
-            <w:pPr>
-              <w:spacing w:before="40" w:after="40" w:line="288" w:lineRule="auto"/>
-            </w:pPr>
-            <w:r/>
-            <w:r>
-              <w:rPr>
-                <w:rFonts w:ascii="Microsoft YaHei" w:hAnsi="Microsoft YaHei"/>
-                <w:sz w:val="18"/>
-              </w:rPr>
-              <w:t xml:space="preserve">✅ </w:t>
-            </w:r>
-            <w:r>
-              <w:rPr>
-                <w:rFonts w:ascii="Microsoft YaHei" w:hAnsi="Microsoft YaHei"/>
-                <w:b/>
-                <w:color w:val="1A1A1A"/>
-                <w:sz w:val="18"/>
-              </w:rPr>
-              <w:t>偏多</w:t>
-            </w:r>
-            <w:r>
-              <w:rPr>
-                <w:rFonts w:ascii="Microsoft YaHei" w:hAnsi="Microsoft YaHei"/>
-                <w:sz w:val="18"/>
-              </w:rPr>
-              <w:t xml:space="preserve"> — 大单资金净流入975万元，机构主动承接明显</w:t>
-            </w:r>
-          </w:p>
-        </w:tc>
-      </w:tr>
-      <w:tr>
-        <w:tc>
-          <w:tcPr>
-            <w:tcW w:type="dxa" w:w="4533"/>
-            <w:shd w:fill="F8F9FA" w:val="clear"/>
-          </w:tcPr>
-          <w:p>
-            <w:pPr>
-              <w:spacing w:before="40" w:after="40" w:line="288" w:lineRule="auto"/>
-            </w:pPr>
-            <w:r/>
-            <w:r>
-              <w:rPr>
-                <w:rFonts w:ascii="Microsoft YaHei" w:hAnsi="Microsoft YaHei"/>
-                <w:b/>
-                <w:color w:val="1A1A1A"/>
-                <w:sz w:val="18"/>
-              </w:rPr>
-              <w:t>技术面</w:t>
-            </w:r>
-          </w:p>
-        </w:tc>
-        <w:tc>
-          <w:tcPr>
-            <w:tcW w:type="dxa" w:w="4533"/>
-            <w:shd w:fill="F8F9FA" w:val="clear"/>
-          </w:tcPr>
-          <w:p>
-            <w:pPr>
-              <w:spacing w:before="40" w:after="40" w:line="288" w:lineRule="auto"/>
-            </w:pPr>
-            <w:r/>
-            <w:r>
-              <w:rPr>
-                <w:rFonts w:ascii="Microsoft YaHei" w:hAnsi="Microsoft YaHei"/>
-                <w:sz w:val="18"/>
-              </w:rPr>
-              <w:t xml:space="preserve">⚠️ </w:t>
-            </w:r>
-            <w:r>
-              <w:rPr>
-                <w:rFonts w:ascii="Microsoft YaHei" w:hAnsi="Microsoft YaHei"/>
-                <w:b/>
-                <w:color w:val="1A1A1A"/>
-                <w:sz w:val="18"/>
-              </w:rPr>
-              <w:t>中性偏多</w:t>
-            </w:r>
-            <w:r>
-              <w:rPr>
-                <w:rFonts w:ascii="Microsoft YaHei" w:hAnsi="Microsoft YaHei"/>
-                <w:sz w:val="18"/>
-              </w:rPr>
-              <w:t xml:space="preserve"> — 站上短期均线，但冲高回落需关注6.28元支撑</w:t>
-            </w:r>
-          </w:p>
-        </w:tc>
-      </w:tr>
-      <w:tr>
-        <w:tc>
-          <w:tcPr>
-            <w:tcW w:type="dxa" w:w="4533"/>
-          </w:tcPr>
-          <w:p>
-            <w:pPr>
-              <w:spacing w:before="40" w:after="40" w:line="288" w:lineRule="auto"/>
-            </w:pPr>
-            <w:r/>
-            <w:r>
-              <w:rPr>
-                <w:rFonts w:ascii="Microsoft YaHei" w:hAnsi="Microsoft YaHei"/>
-                <w:b/>
-                <w:color w:val="1A1A1A"/>
-                <w:sz w:val="18"/>
-              </w:rPr>
-              <w:t>消息面</w:t>
-            </w:r>
-          </w:p>
-        </w:tc>
-        <w:tc>
-          <w:tcPr>
-            <w:tcW w:type="dxa" w:w="4533"/>
-          </w:tcPr>
-          <w:p>
-            <w:pPr>
-              <w:spacing w:before="40" w:after="40" w:line="288" w:lineRule="auto"/>
-            </w:pPr>
-            <w:r/>
-            <w:r>
-              <w:rPr>
-                <w:rFonts w:ascii="Microsoft YaHei" w:hAnsi="Microsoft YaHei"/>
-                <w:sz w:val="18"/>
-              </w:rPr>
-              <w:t xml:space="preserve">✅ </w:t>
-            </w:r>
-            <w:r>
-              <w:rPr>
-                <w:rFonts w:ascii="Microsoft YaHei" w:hAnsi="Microsoft YaHei"/>
-                <w:b/>
-                <w:color w:val="1A1A1A"/>
-                <w:sz w:val="18"/>
-              </w:rPr>
-              <w:t>偏多</w:t>
-            </w:r>
-            <w:r>
-              <w:rPr>
-                <w:rFonts w:ascii="Microsoft YaHei" w:hAnsi="Microsoft YaHei"/>
-                <w:sz w:val="18"/>
-              </w:rPr>
-              <w:t xml:space="preserve"> — 泛消费板块领涨、市场情绪修复提供有利环境</w:t>
-            </w:r>
-          </w:p>
-        </w:tc>
-      </w:tr>
-      <w:tr>
-        <w:tc>
-          <w:tcPr>
-            <w:tcW w:type="dxa" w:w="4533"/>
-            <w:shd w:fill="F8F9FA" w:val="clear"/>
-          </w:tcPr>
-          <w:p>
-            <w:pPr>
-              <w:spacing w:before="40" w:after="40" w:line="288" w:lineRule="auto"/>
-            </w:pPr>
-            <w:r/>
-            <w:r>
-              <w:rPr>
-                <w:rFonts w:ascii="Microsoft YaHei" w:hAnsi="Microsoft YaHei"/>
-                <w:b/>
-                <w:color w:val="1A1A1A"/>
-                <w:sz w:val="18"/>
-              </w:rPr>
-              <w:t>板块面</w:t>
-            </w:r>
-          </w:p>
-        </w:tc>
-        <w:tc>
-          <w:tcPr>
-            <w:tcW w:type="dxa" w:w="4533"/>
-            <w:shd w:fill="F8F9FA" w:val="clear"/>
-          </w:tcPr>
-          <w:p>
-            <w:pPr>
-              <w:spacing w:before="40" w:after="40" w:line="288" w:lineRule="auto"/>
-            </w:pPr>
-            <w:r/>
-            <w:r>
-              <w:rPr>
-                <w:rFonts w:ascii="Microsoft YaHei" w:hAnsi="Microsoft YaHei"/>
-                <w:sz w:val="18"/>
-              </w:rPr>
-              <w:t xml:space="preserve">⚠️ </w:t>
-            </w:r>
-            <w:r>
-              <w:rPr>
-                <w:rFonts w:ascii="Microsoft YaHei" w:hAnsi="Microsoft YaHei"/>
-                <w:b/>
-                <w:color w:val="1A1A1A"/>
-                <w:sz w:val="18"/>
-              </w:rPr>
-              <w:t>中性</w:t>
-            </w:r>
-            <w:r>
-              <w:rPr>
-                <w:rFonts w:ascii="Microsoft YaHei" w:hAnsi="Microsoft YaHei"/>
-                <w:sz w:val="18"/>
-              </w:rPr>
-              <w:t xml:space="preserve"> — 住宿板块整体偏弱，但龙头个股表现尚可</w:t>
-            </w:r>
-          </w:p>
-        </w:tc>
-      </w:tr>
-    </w:tbl>
-    <w:p/>
     <w:p>
       <w:r>
         <w:rPr>
@@ -3224,13 +2719,26 @@
           <w:b/>
           <w:color w:val="1A1A1A"/>
         </w:rPr>
-        <w:t>主力行为推断</w:t>
+        <w:t>主力观点总结：</w:t>
+      </w:r>
+    </w:p>
+    <w:p>
+      <w:pPr>
+        <w:pStyle w:val="ListNumber"/>
+      </w:pPr>
+      <w:r>
+        <w:rPr>
+          <w:rFonts w:ascii="Microsoft YaHei" w:hAnsi="Microsoft YaHei"/>
+          <w:b/>
+          <w:color w:val="1A1A1A"/>
+        </w:rPr>
+        <w:t>早盘冲高回落，短线多空分歧加大</w:t>
       </w:r>
       <w:r>
         <w:rPr>
           <w:rFonts w:ascii="Microsoft YaHei" w:hAnsi="Microsoft YaHei"/>
         </w:rPr>
-        <w:t>：早盘拉升创60日新高（触发"火箭发射"）的动作具有典型的</w:t>
+        <w:t>：金陵饭店今日随消费板块情绪高开，盘中一度放量冲至60日新高（+4.01%），但随后快速跳水翻绿，收跌-1.41%。</w:t>
       </w:r>
       <w:r>
         <w:rPr>
@@ -3238,13 +2746,32 @@
           <w:b/>
           <w:color w:val="1A1A1A"/>
         </w:rPr>
-        <w:t>试盘</w:t>
+        <w:t>长上影线</w:t>
       </w:r>
       <w:r>
         <w:rPr>
           <w:rFonts w:ascii="Microsoft YaHei" w:hAnsi="Microsoft YaHei"/>
         </w:rPr>
-        <w:t>特征——主力资金主动拉抬测试上方抛压，随后遭遇卖盘打压回落。但资金流向显示大单持续净买入，说明</w:t>
+        <w:t>的形态表明上方抛压显著，短线获利盘选择离场。</w:t>
+      </w:r>
+    </w:p>
+    <w:p>
+      <w:pPr>
+        <w:pStyle w:val="ListNumber"/>
+      </w:pPr>
+      <w:r>
+        <w:rPr>
+          <w:rFonts w:ascii="Microsoft YaHei" w:hAnsi="Microsoft YaHei"/>
+          <w:b/>
+          <w:color w:val="1A1A1A"/>
+        </w:rPr>
+        <w:t>资金面呈"大单买入、中单卖出"格局</w:t>
+      </w:r>
+      <w:r>
+        <w:rPr>
+          <w:rFonts w:ascii="Microsoft YaHei" w:hAnsi="Microsoft YaHei"/>
+        </w:rPr>
+        <w:t xml:space="preserve">：大单净流入 </w:t>
       </w:r>
       <w:r>
         <w:rPr>
@@ -3252,27 +2779,51 @@
           <w:b/>
           <w:color w:val="1A1A1A"/>
         </w:rPr>
-        <w:t>低位承接意愿较强</w:t>
+        <w:t>1171万元</w:t>
       </w:r>
       <w:r>
         <w:rPr>
           <w:rFonts w:ascii="Microsoft YaHei" w:hAnsi="Microsoft YaHei"/>
         </w:rPr>
-        <w:t>。这种"拉高—回落—吸筹"的组合，往往是主力资金</w:t>
+        <w:t>，是今日资金的主要推手，但中单净流出220万元，且资金流出分钟数（106分钟）略多于流入分钟数（99分钟），说明并非单边做多。</w:t>
       </w:r>
+    </w:p>
+    <w:p>
+      <w:pPr>
+        <w:pStyle w:val="ListNumber"/>
+      </w:pPr>
       <w:r>
         <w:rPr>
           <w:rFonts w:ascii="Microsoft YaHei" w:hAnsi="Microsoft YaHei"/>
           <w:b/>
           <w:color w:val="1A1A1A"/>
         </w:rPr>
-        <w:t>建仓或洗盘</w:t>
+        <w:t>技术面短期偏多，但上轨承压</w:t>
       </w:r>
       <w:r>
         <w:rPr>
           <w:rFonts w:ascii="Microsoft YaHei" w:hAnsi="Microsoft YaHei"/>
         </w:rPr>
-        <w:t>的信号。</w:t>
+        <w:t>：股价站稳MA5/MA10/MA20均线上方，短线多头形态完好；但布林上轨（6.46元）附近存在明显压力，今日盘中已试探该位置后回落。</w:t>
+      </w:r>
+    </w:p>
+    <w:p>
+      <w:pPr>
+        <w:pStyle w:val="ListNumber"/>
+      </w:pPr>
+      <w:r>
+        <w:rPr>
+          <w:rFonts w:ascii="Microsoft YaHei" w:hAnsi="Microsoft YaHei"/>
+          <w:b/>
+          <w:color w:val="1A1A1A"/>
+        </w:rPr>
+        <w:t>板块联动偏弱，个股缺乏独立催化</w:t>
+      </w:r>
+      <w:r>
+        <w:rPr>
+          <w:rFonts w:ascii="Microsoft YaHei" w:hAnsi="Microsoft YaHei"/>
+        </w:rPr>
+        <w:t>：酒店板块整体偏弱，金陵饭店在板块中排名靠后。今日白酒、乳业等大消费细分方向领涨，但酒店方向并未同步走强，金陵饭店的上涨更多依赖大盘情绪带动。</w:t>
       </w:r>
     </w:p>
     <w:p>
@@ -3282,71 +2833,36 @@
           <w:b/>
           <w:color w:val="1A1A1A"/>
         </w:rPr>
-        <w:t>短期关键观察点</w:t>
+        <w:t>风险提示</w:t>
       </w:r>
       <w:r>
         <w:rPr>
           <w:rFonts w:ascii="Microsoft YaHei" w:hAnsi="Microsoft YaHei"/>
         </w:rPr>
-        <w:t>：</w:t>
+        <w:t xml:space="preserve">：动态市盈率高达 </w:t>
       </w:r>
-    </w:p>
-    <w:p>
-      <w:pPr>
-        <w:pStyle w:val="ListBullet"/>
-      </w:pPr>
       <w:r>
         <w:rPr>
           <w:rFonts w:ascii="Microsoft YaHei" w:hAnsi="Microsoft YaHei"/>
           <w:b/>
           <w:color w:val="1A1A1A"/>
         </w:rPr>
-        <w:t>支撑位</w:t>
+        <w:t>73.87倍</w:t>
       </w:r>
       <w:r>
         <w:rPr>
           <w:rFonts w:ascii="Microsoft YaHei" w:hAnsi="Microsoft YaHei"/>
         </w:rPr>
-        <w:t>：MA10（6.28元）与MA5（6.23元）构成双重支撑</w:t>
+        <w:t>，估值处于历史偏高区间；冲高回落走势显示短线抛压沉重；酒店板块缺乏实质性利好催化。建议关注午后能否守住MA10（6.28元）支撑，若放量跌破则需警惕进一步回调风险。</w:t>
       </w:r>
     </w:p>
     <w:p>
       <w:pPr>
-        <w:pStyle w:val="ListBullet"/>
+        <w:spacing w:before="240" w:after="240"/>
+        <w:pBdr>
+          <w:bottom w:val="single" w:sz="4" w:space="1" w:color="D0D7DE"/>
+        </w:pBdr>
       </w:pPr>
-      <w:r>
-        <w:rPr>
-          <w:rFonts w:ascii="Microsoft YaHei" w:hAnsi="Microsoft YaHei"/>
-          <w:b/>
-          <w:color w:val="1A1A1A"/>
-        </w:rPr>
-        <w:t>压力位</w:t>
-      </w:r>
-      <w:r>
-        <w:rPr>
-          <w:rFonts w:ascii="Microsoft YaHei" w:hAnsi="Microsoft YaHei"/>
-        </w:rPr>
-        <w:t>：布林上轨（6.46元）与日内高点（6.74元）构成上行阻力</w:t>
-      </w:r>
-    </w:p>
-    <w:p>
-      <w:pPr>
-        <w:pStyle w:val="ListBullet"/>
-      </w:pPr>
-      <w:r>
-        <w:rPr>
-          <w:rFonts w:ascii="Microsoft YaHei" w:hAnsi="Microsoft YaHei"/>
-          <w:b/>
-          <w:color w:val="1A1A1A"/>
-        </w:rPr>
-        <w:t>信号确认</w:t>
-      </w:r>
-      <w:r>
-        <w:rPr>
-          <w:rFonts w:ascii="Microsoft YaHei" w:hAnsi="Microsoft YaHei"/>
-        </w:rPr>
-        <w:t>：若午后能站稳6.31元以上并重新放量上攻，则早盘的冲高回落可视为洗盘；若跌破6.28元且量能萎缩，则短线需保持谨慎</w:t>
-      </w:r>
     </w:p>
     <w:p>
       <w:r>
@@ -3361,13 +2877,13 @@
           <w:b/>
           <w:color w:val="1A1A1A"/>
         </w:rPr>
-        <w:t>风险提示</w:t>
+        <w:t>免责声明</w:t>
       </w:r>
       <w:r>
         <w:rPr>
           <w:rFonts w:ascii="Microsoft YaHei" w:hAnsi="Microsoft YaHei"/>
         </w:rPr>
-        <w:t>：动态市盈率73.87倍处于历史偏高分位，估值安全边际有限；今日换手率已接近昨日全天水平，若午后量能无法持续，存在缩量回调风险。以上分析仅供参考，不构成投资建议。</w:t>
+        <w:t>：本报告基于公开数据整理分析，不构成任何投资建议。股市有风险，投资需谨慎。</w:t>
       </w:r>
     </w:p>
     <w:sectPr>
